--- a/00_全流程把控总纲与六大核心把控尺/01_六大核心把控尺深度专著/04_《全流程把控尺四：立体人物群像设计、表里反差公式与全身视觉硬锁母版（附〈三人行〉人物设计范例）》.docx
+++ b/00_全流程把控总纲与六大核心把控尺/01_六大核心把控尺深度专著/04_《全流程把控尺四：立体人物群像设计、表里反差公式与全身视觉硬锁母版（附〈三人行〉人物设计范例）》.docx
@@ -4,7 +4,7 @@
   <w:body>
     <w:p>
       <w:pPr>
-        <w:spacing w:before="80" w:after="60" w:line="384" w:lineRule="auto"/>
+        <w:spacing w:before="120" w:after="80" w:line="384" w:lineRule="auto"/>
         <w:jc w:val="center"/>
       </w:pPr>
       <w:r>
@@ -12,9 +12,9 @@
           <w:rFonts w:ascii="Arial" w:hAnsi="Arial" w:eastAsia="黑体"/>
           <w:b/>
           <w:color w:val="142850"/>
-          <w:sz w:val="32"/>
+          <w:sz w:val="31"/>
         </w:rPr>
-        <w:t>全流程把控尺四：立体人物群像设计、表里反差公式与全身视觉硬锁母版</w:t>
+        <w:t>全流程把控尺四：立体人物群像设计、配角“舍与得”法则、全身视觉硬锁与原字金句母版</w:t>
       </w:r>
     </w:p>
     <w:p>
@@ -29,7 +29,7 @@
           <w:color w:val="5A5A5A"/>
           <w:sz w:val="20"/>
         </w:rPr>
-        <w:t>（一人一档人物塑造总控｜四维反差公式 ＋ 全身从头到脚视觉硬锁 ＋《三人行》群像设计范例）</w:t>
+        <w:t>（覆盖全流程第3阶段｜深度拆解三代同体博弈、徐图图/舒图双生镜像、贺羽端“配角舍得法则”与金句高度标准）</w:t>
       </w:r>
     </w:p>
     <w:p>
@@ -44,12 +44,12 @@
           <w:color w:val="192D55"/>
           <w:sz w:val="26"/>
         </w:rPr>
-        <w:t>第一章　把控法则：拒绝扁平工具人的“四维立体人物设计公式”</w:t>
+        <w:t>第一章　主角力场设计：为什么切入点是41岁荀未来？如何构建双生跨时空镜像？</w:t>
       </w:r>
     </w:p>
     <w:p>
       <w:pPr>
-        <w:spacing w:before="40" w:after="100" w:line="384" w:lineRule="auto"/>
+        <w:spacing w:before="60" w:after="100" w:line="384" w:lineRule="auto"/>
         <w:ind w:firstLine="420"/>
         <w:jc w:val="left"/>
       </w:pPr>
@@ -60,7 +60,70 @@
           <w:color w:val="141414"/>
           <w:sz w:val="21"/>
         </w:rPr>
-        <w:t>为什么很多剧本里的人物让人记不住？因为只写了“身份标签（如严父、学霸、校花、反派）”，没有写【表里反差】与【具体到骨相、内搭领口和习惯性微动作的视觉锚点】。在我们的全流程标准体系中，每一个角色（必须单人单档、不设合集、不标演员名字）在动笔写剧本前，必须先通过以下四维公式完成立体建模：</w:t>
+        <w:t>【Stage 2 ➔ Stage 3 推导逻辑】：当世界观与时代土壤确立后，进入第3阶段——人物群像建模。在《三人行》幕后特辑《三个「我」》与《时间的玩笑》中，主创团队揭示了主角建模的两大核心法则：</w:t>
+      </w:r>
+    </w:p>
+    <w:p>
+      <w:pPr>
+        <w:spacing w:before="60" w:after="100" w:line="384" w:lineRule="auto"/>
+        <w:ind w:firstLine="420"/>
+        <w:jc w:val="left"/>
+      </w:pPr>
+      <w:r>
+        <w:rPr>
+          <w:rFonts w:ascii="Times New Roman" w:hAnsi="Times New Roman" w:eastAsia="宋体"/>
+          <w:b w:val="0"/>
+          <w:color w:val="141414"/>
+          <w:sz w:val="21"/>
+        </w:rPr>
+        <w:t>1. 【以“正义的反派”作为第一切入视角】：三个赵左右中，为什么开篇以41岁的荀未来作为主切入点？总制片人蔡雨潮指出，因为中年人的油滑、焦虑、势利与不自信离现实痛感最近。荀未来在前期是一个典型的“正义的反派”——他的动机是善意的（救爱人、救自己），但他的手段却是霸道而功利的（用成年人的信息差强行剥夺16岁少年的选择权）。而在与16岁少年（天不怕地不怕、最终守住纯粹选自己认为对的事）和66岁老年（站在终点回望、深知赌错了就是失败、怀悲悯兜底）的碰撞与荒村苦夏修行中，荀未来身上的功利执念被一点点洗刷干净，完成了从“操控者”到“归还未知权利的摆渡人”的弧光跃迁。</w:t>
+      </w:r>
+    </w:p>
+    <w:p>
+      <w:pPr>
+        <w:spacing w:before="60" w:after="100" w:line="384" w:lineRule="auto"/>
+        <w:ind w:firstLine="420"/>
+        <w:jc w:val="left"/>
+      </w:pPr>
+      <w:r>
+        <w:rPr>
+          <w:rFonts w:ascii="Times New Roman" w:hAnsi="Times New Roman" w:eastAsia="宋体"/>
+          <w:b w:val="0"/>
+          <w:color w:val="141414"/>
+          <w:sz w:val="21"/>
+        </w:rPr>
+        <w:t>2. 【男女主双生跨时空镜像结构】：全剧绝非单线男主戏，而是平行构建了第二组跨时空自我对照——“16岁少女徐图图（像小太阳一样永远充满能量，总能给出‘灯泡’般的破局想法）⇄ 41岁成年舒图（外表32度冷漠、内心依然滚烫）”。41岁的舒图最初回到2008年时自以为清醒，想把16岁“恋爱脑”的徐图图叫醒；然而当16岁的徐图图在雪夜撑起黄笑脸伞替她遮雪、反问出“既然美好的事情都是真实存在过的，不是假的，那又为什么要吃后悔药呢？”时，41岁的舒图才幡然彻悟：“原来一直糊涂的那个人是我，变了的那个人是我……人和人是要活在缘分里，而不是关系里。”</w:t>
+      </w:r>
+    </w:p>
+    <w:p>
+      <w:pPr>
+        <w:spacing w:before="240" w:after="80" w:line="384" w:lineRule="auto"/>
+        <w:jc w:val="left"/>
+      </w:pPr>
+      <w:r>
+        <w:rPr>
+          <w:rFonts w:ascii="Arial" w:hAnsi="Arial" w:eastAsia="黑体"/>
+          <w:b/>
+          <w:color w:val="192D55"/>
+          <w:sz w:val="26"/>
+        </w:rPr>
+        <w:t>第二章　配角群像把控：导演贺羽端的「人物舍与得（先留白、后高光）」法则</w:t>
+      </w:r>
+    </w:p>
+    <w:p>
+      <w:pPr>
+        <w:spacing w:before="60" w:after="100" w:line="384" w:lineRule="auto"/>
+        <w:ind w:firstLine="420"/>
+        <w:jc w:val="left"/>
+      </w:pPr>
+      <w:r>
+        <w:rPr>
+          <w:rFonts w:ascii="Times New Roman" w:hAnsi="Times New Roman" w:eastAsia="宋体"/>
+          <w:b w:val="0"/>
+          <w:color w:val="141414"/>
+          <w:sz w:val="21"/>
+        </w:rPr>
+        <w:t>在24集体量内既要讲透三个男主的跨时空博弈，又要让八中伙伴与三个原生家庭人人出彩，怎么做到不抢戏、不扁平？导演贺羽端总结了“人物的舍与得”法则——前期有意识地“舍”（让配角看似符合某种日常刻板印象、快速立住辨识度而不抢主线节奏），到了中后段关键节点再集中火力“得”（用一次极致的反差行动彻底撕碎刻板标签，引爆人物高光）：</w:t>
       </w:r>
     </w:p>
     <w:tbl>
@@ -72,9 +135,8 @@
         <w:tblLook w:firstColumn="1" w:firstRow="1" w:lastColumn="0" w:lastRow="0" w:noHBand="0" w:noVBand="1" w:val="04A0"/>
       </w:tblPr>
       <w:tblGrid>
-        <w:gridCol w:w="3456"/>
-        <w:gridCol w:w="3456"/>
-        <w:gridCol w:w="3456"/>
+        <w:gridCol w:w="5184"/>
+        <w:gridCol w:w="5184"/>
       </w:tblGrid>
       <w:tr>
         <w:trPr>
@@ -83,7 +145,7 @@
         </w:trPr>
         <w:tc>
           <w:tcPr>
-            <w:tcW w:type="dxa" w:w="2520"/>
+            <w:tcW w:type="dxa" w:w="3096"/>
             <w:vAlign w:val="center"/>
             <w:tcMar>
               <w:top w:w="130" w:type="dxa"/>
@@ -106,13 +168,13 @@
                 <w:color w:val="FFFFFF"/>
                 <w:sz w:val="19"/>
               </w:rPr>
-              <w:t>人物建模四维法则</w:t>
+              <w:t>角色名称与定位</w:t>
             </w:r>
           </w:p>
         </w:tc>
         <w:tc>
           <w:tcPr>
-            <w:tcW w:type="dxa" w:w="3528"/>
+            <w:tcW w:type="dxa" w:w="7272"/>
             <w:vAlign w:val="center"/>
             <w:tcMar>
               <w:top w:w="130" w:type="dxa"/>
@@ -135,13 +197,376 @@
                 <w:color w:val="FFFFFF"/>
                 <w:sz w:val="19"/>
               </w:rPr>
-              <w:t>正向设计标准与把控要点</w:t>
+              <w:t>“先留白、后高光”舍得法则拆解与核心弧光实证</w:t>
+            </w:r>
+          </w:p>
+        </w:tc>
+      </w:tr>
+      <w:tr>
+        <w:trPr>
+          <w:cantSplit/>
+        </w:trPr>
+        <w:tc>
+          <w:tcPr>
+            <w:tcW w:type="dxa" w:w="3096"/>
+            <w:vAlign w:val="center"/>
+            <w:tcMar>
+              <w:top w:w="105" w:type="dxa"/>
+              <w:bottom w:w="105" w:type="dxa"/>
+              <w:left w:w="145" w:type="dxa"/>
+              <w:right w:w="145" w:type="dxa"/>
+            </w:tcMar>
+          </w:tcPr>
+          <w:p>
+            <w:pPr>
+              <w:spacing w:before="40" w:after="40" w:line="341" w:lineRule="auto"/>
+              <w:jc w:val="left"/>
+            </w:pPr>
+            <w:r/>
+            <w:r>
+              <w:rPr>
+                <w:rFonts w:ascii="Times New Roman" w:hAnsi="Times New Roman" w:eastAsia="宋体"/>
+                <w:b/>
+                <w:color w:val="191919"/>
+                <w:sz w:val="19"/>
+              </w:rPr>
+              <w:t>陈明（理科学霸）</w:t>
+              <w:br/>
+              <w:t>【从“冷面做题家”到“广播室自爆退学的生死挚友”】</w:t>
             </w:r>
           </w:p>
         </w:tc>
         <w:tc>
           <w:tcPr>
-            <w:tcW w:type="dxa" w:w="4320"/>
+            <w:tcW w:type="dxa" w:w="7272"/>
+            <w:vAlign w:val="center"/>
+            <w:tcMar>
+              <w:top w:w="105" w:type="dxa"/>
+              <w:bottom w:w="105" w:type="dxa"/>
+              <w:left w:w="145" w:type="dxa"/>
+              <w:right w:w="145" w:type="dxa"/>
+            </w:tcMar>
+          </w:tcPr>
+          <w:p>
+            <w:pPr>
+              <w:spacing w:before="40" w:after="40" w:line="341" w:lineRule="auto"/>
+              <w:jc w:val="left"/>
+            </w:pPr>
+            <w:r/>
+            <w:r>
+              <w:rPr>
+                <w:rFonts w:ascii="Times New Roman" w:hAnsi="Times New Roman" w:eastAsia="宋体"/>
+                <w:b w:val="0"/>
+                <w:color w:val="191919"/>
+                <w:sz w:val="19"/>
+              </w:rPr>
+              <w:t>• 前期之“舍”（EP01–EP08）：看似只是个沉默寡言、埋头刷题的典型高冷学霸。</w:t>
+              <w:br/>
+              <w:t>• 中后期之“得”（EP09–EP11 ➔ EP24）：揭开他因家境贫寒与父亲棍棒教育、只能每晚躲在主任办公室电脑D盘偷打CS解压的隐秘痛楚；在EP11当赵左右面临留校察看处分时，陈明毅然冲进广播室对着全校麦克风自曝偷打CS的违纪秘密，只为作证“赵左右露出第一题的时候就把卷子放回去了”，随后遭父亲当众掌掴强办退学！直至EP24背着书包在孔子像前阳光复学，人物弧光震撼全场。</w:t>
+            </w:r>
+          </w:p>
+        </w:tc>
+      </w:tr>
+      <w:tr>
+        <w:trPr>
+          <w:cantSplit/>
+        </w:trPr>
+        <w:tc>
+          <w:tcPr>
+            <w:tcW w:type="dxa" w:w="3096"/>
+            <w:vAlign w:val="center"/>
+            <w:tcMar>
+              <w:top w:w="105" w:type="dxa"/>
+              <w:bottom w:w="105" w:type="dxa"/>
+              <w:left w:w="145" w:type="dxa"/>
+              <w:right w:w="145" w:type="dxa"/>
+            </w:tcMar>
+            <w:shd w:fill="F7FAFC"/>
+          </w:tcPr>
+          <w:p>
+            <w:pPr>
+              <w:spacing w:before="40" w:after="40" w:line="341" w:lineRule="auto"/>
+              <w:jc w:val="left"/>
+            </w:pPr>
+            <w:r/>
+            <w:r>
+              <w:rPr>
+                <w:rFonts w:ascii="Times New Roman" w:hAnsi="Times New Roman" w:eastAsia="宋体"/>
+                <w:b/>
+                <w:color w:val="191919"/>
+                <w:sz w:val="19"/>
+              </w:rPr>
+              <w:t>王一漫（清冷校花）</w:t>
+              <w:br/>
+              <w:t>【从“提线木偶乖乖女”到“抡铁锤砸烂防盗窗的破笼者”】</w:t>
+            </w:r>
+          </w:p>
+        </w:tc>
+        <w:tc>
+          <w:tcPr>
+            <w:tcW w:type="dxa" w:w="7272"/>
+            <w:vAlign w:val="center"/>
+            <w:tcMar>
+              <w:top w:w="105" w:type="dxa"/>
+              <w:bottom w:w="105" w:type="dxa"/>
+              <w:left w:w="145" w:type="dxa"/>
+              <w:right w:w="145" w:type="dxa"/>
+            </w:tcMar>
+            <w:shd w:fill="F7FAFC"/>
+          </w:tcPr>
+          <w:p>
+            <w:pPr>
+              <w:spacing w:before="40" w:after="40" w:line="341" w:lineRule="auto"/>
+              <w:jc w:val="left"/>
+            </w:pPr>
+            <w:r/>
+            <w:r>
+              <w:rPr>
+                <w:rFonts w:ascii="Times New Roman" w:hAnsi="Times New Roman" w:eastAsia="宋体"/>
+                <w:b w:val="0"/>
+                <w:color w:val="191919"/>
+                <w:sz w:val="19"/>
+              </w:rPr>
+              <w:t>• 前期之“舍”（EP01）：出场看似高高在上、只吃苹果节食的高冷校花。</w:t>
+              <w:br/>
+              <w:t>• 中后期之“得”（EP02 ➔ EP13 ➔ EP20 ➔ EP24）：EP02夜里吃完麻辣烫后匿名将唯一一票投给竞争对手徐图图；EP13顶着压力出任《三人行》创刊号封面模特；EP20面对母亲杨敏因其拍吃播用手啃酱大骨而焊死的二楼阳台铁护栏，她抓起从机械厂带回的大铁锤将铁护栏砸得扭曲变形（“能帮我拆掉吗？我砸不动了”），并在EP24收回红金英雄钢笔奔赴外交学院理想。</w:t>
+            </w:r>
+          </w:p>
+        </w:tc>
+      </w:tr>
+      <w:tr>
+        <w:trPr>
+          <w:cantSplit/>
+        </w:trPr>
+        <w:tc>
+          <w:tcPr>
+            <w:tcW w:type="dxa" w:w="3096"/>
+            <w:vAlign w:val="center"/>
+            <w:tcMar>
+              <w:top w:w="105" w:type="dxa"/>
+              <w:bottom w:w="105" w:type="dxa"/>
+              <w:left w:w="145" w:type="dxa"/>
+              <w:right w:w="145" w:type="dxa"/>
+            </w:tcMar>
+          </w:tcPr>
+          <w:p>
+            <w:pPr>
+              <w:spacing w:before="40" w:after="40" w:line="341" w:lineRule="auto"/>
+              <w:jc w:val="left"/>
+            </w:pPr>
+            <w:r/>
+            <w:r>
+              <w:rPr>
+                <w:rFonts w:ascii="Times New Roman" w:hAnsi="Times New Roman" w:eastAsia="宋体"/>
+                <w:b/>
+                <w:color w:val="191919"/>
+                <w:sz w:val="19"/>
+              </w:rPr>
+              <w:t>罗爱文（厂长公子）</w:t>
+              <w:br/>
+              <w:t>【从“搞笑小跟班”到“拒绝守成、追梦新能源的实业青年”】</w:t>
+            </w:r>
+          </w:p>
+        </w:tc>
+        <w:tc>
+          <w:tcPr>
+            <w:tcW w:type="dxa" w:w="7272"/>
+            <w:vAlign w:val="center"/>
+            <w:tcMar>
+              <w:top w:w="105" w:type="dxa"/>
+              <w:bottom w:w="105" w:type="dxa"/>
+              <w:left w:w="145" w:type="dxa"/>
+              <w:right w:w="145" w:type="dxa"/>
+            </w:tcMar>
+          </w:tcPr>
+          <w:p>
+            <w:pPr>
+              <w:spacing w:before="40" w:after="40" w:line="341" w:lineRule="auto"/>
+              <w:jc w:val="left"/>
+            </w:pPr>
+            <w:r/>
+            <w:r>
+              <w:rPr>
+                <w:rFonts w:ascii="Times New Roman" w:hAnsi="Times New Roman" w:eastAsia="宋体"/>
+                <w:b w:val="0"/>
+                <w:color w:val="191919"/>
+                <w:sz w:val="19"/>
+              </w:rPr>
+              <w:t>• 前期之“舍”（EP01–EP08）：看似没心没肺、考倒数第一坐最后一排“雅座”的讨好型富二代跟班。</w:t>
+              <w:br/>
+              <w:t>• 中后期之“得”（EP15 ➔ EP24）：在EP15爱荣机械厂学工中展现对机械技术的热爱并勇敢反抗父亲罗仕强的虚假摆拍；EP24赴德留学前坚定争取换专业学习造新能源汽车，立志未来与学计算机的陈明合作研究自动驾驶。</w:t>
+            </w:r>
+          </w:p>
+        </w:tc>
+      </w:tr>
+      <w:tr>
+        <w:trPr>
+          <w:cantSplit/>
+        </w:trPr>
+        <w:tc>
+          <w:tcPr>
+            <w:tcW w:type="dxa" w:w="3096"/>
+            <w:vAlign w:val="center"/>
+            <w:tcMar>
+              <w:top w:w="105" w:type="dxa"/>
+              <w:bottom w:w="105" w:type="dxa"/>
+              <w:left w:w="145" w:type="dxa"/>
+              <w:right w:w="145" w:type="dxa"/>
+            </w:tcMar>
+            <w:shd w:fill="F7FAFC"/>
+          </w:tcPr>
+          <w:p>
+            <w:pPr>
+              <w:spacing w:before="40" w:after="40" w:line="341" w:lineRule="auto"/>
+              <w:jc w:val="left"/>
+            </w:pPr>
+            <w:r/>
+            <w:r>
+              <w:rPr>
+                <w:rFonts w:ascii="Times New Roman" w:hAnsi="Times New Roman" w:eastAsia="宋体"/>
+                <w:b/>
+                <w:color w:val="191919"/>
+                <w:sz w:val="19"/>
+              </w:rPr>
+              <w:t>赵东来 ＆ 刘美奕（中国式父母）</w:t>
+              <w:br/>
+              <w:t>【“刀子嘴与避风港”的双向治愈】</w:t>
+            </w:r>
+          </w:p>
+        </w:tc>
+        <w:tc>
+          <w:tcPr>
+            <w:tcW w:type="dxa" w:w="7272"/>
+            <w:vAlign w:val="center"/>
+            <w:tcMar>
+              <w:top w:w="105" w:type="dxa"/>
+              <w:bottom w:w="105" w:type="dxa"/>
+              <w:left w:w="145" w:type="dxa"/>
+              <w:right w:w="145" w:type="dxa"/>
+            </w:tcMar>
+            <w:shd w:fill="F7FAFC"/>
+          </w:tcPr>
+          <w:p>
+            <w:pPr>
+              <w:spacing w:before="40" w:after="40" w:line="341" w:lineRule="auto"/>
+              <w:jc w:val="left"/>
+            </w:pPr>
+            <w:r/>
+            <w:r>
+              <w:rPr>
+                <w:rFonts w:ascii="Times New Roman" w:hAnsi="Times New Roman" w:eastAsia="宋体"/>
+                <w:b w:val="0"/>
+                <w:color w:val="191919"/>
+                <w:sz w:val="19"/>
+              </w:rPr>
+              <w:t>• 赵东来：EP04白天当面撕碎儿子的《小知音》杂志抛下五楼，半夜却在零下二十度暴雪夜里独自翻遍十几个垃圾桶找碎稿，坐在水泥台阶上向41岁荀未来伸出冻裂发黑的双手嚎啕痛哭（“我儿子的东西……被我撕了的……我找了十几个垃圾桶了！我怎么都找不着了……”）。</w:t>
+              <w:br/>
+              <w:t>• 刘美奕：40多岁年纪却依然保有20岁纯真心灵，在40多岁重拾武侠演员梦，并在EP22五口之家团圆饺子宴上说出全剧亲情题眼：“家是避风港，不是凯旋门。”</w:t>
+            </w:r>
+          </w:p>
+        </w:tc>
+      </w:tr>
+      <w:tr>
+        <w:trPr>
+          <w:cantSplit/>
+        </w:trPr>
+        <w:tc>
+          <w:tcPr>
+            <w:tcW w:type="dxa" w:w="3096"/>
+            <w:vAlign w:val="center"/>
+            <w:tcMar>
+              <w:top w:w="105" w:type="dxa"/>
+              <w:bottom w:w="105" w:type="dxa"/>
+              <w:left w:w="145" w:type="dxa"/>
+              <w:right w:w="145" w:type="dxa"/>
+            </w:tcMar>
+          </w:tcPr>
+          <w:p>
+            <w:pPr>
+              <w:spacing w:before="40" w:after="40" w:line="341" w:lineRule="auto"/>
+              <w:jc w:val="left"/>
+            </w:pPr>
+            <w:r/>
+            <w:r>
+              <w:rPr>
+                <w:rFonts w:ascii="Times New Roman" w:hAnsi="Times New Roman" w:eastAsia="宋体"/>
+                <w:b/>
+                <w:color w:val="191919"/>
+                <w:sz w:val="19"/>
+              </w:rPr>
+              <w:t>林开颜/肖雪（2058实习生）</w:t>
+              <w:br/>
+              <w:t>【从“怕丢工作的KPI打工人”到“为护朋友冲冠反叛的孤勇者”】</w:t>
+            </w:r>
+          </w:p>
+        </w:tc>
+        <w:tc>
+          <w:tcPr>
+            <w:tcW w:type="dxa" w:w="7272"/>
+            <w:vAlign w:val="center"/>
+            <w:tcMar>
+              <w:top w:w="105" w:type="dxa"/>
+              <w:bottom w:w="105" w:type="dxa"/>
+              <w:left w:w="145" w:type="dxa"/>
+              <w:right w:w="145" w:type="dxa"/>
+            </w:tcMar>
+          </w:tcPr>
+          <w:p>
+            <w:pPr>
+              <w:spacing w:before="40" w:after="40" w:line="341" w:lineRule="auto"/>
+              <w:jc w:val="left"/>
+            </w:pPr>
+            <w:r/>
+            <w:r>
+              <w:rPr>
+                <w:rFonts w:ascii="Times New Roman" w:hAnsi="Times New Roman" w:eastAsia="宋体"/>
+                <w:b w:val="0"/>
+                <w:color w:val="191919"/>
+                <w:sz w:val="19"/>
+              </w:rPr>
+              <w:t>• 前期（EP17–EP20）：为掩盖工作失误、保住转正名额而不择手段对赵了注射菠萝汁与神经毒针的冷酷执行者。</w:t>
+              <w:br/>
+              <w:t>• 弧光翻转（EP21–EP23）：转入八中高二（2）班后，被徐图图收下假旧款MP3解围、请吃汉堡、午休披校服、初雪拉堆雪人四件暖事彻底感化（“但我现在觉得，还是这样比较快乐”）；在EP22得知“舒图就是徐图图”后，于旧仓库电话亭前拼死按住按键反叛高尚（“不行！你不能回去！图图会死！！”），并留下58003员工卡助小赵卡Bug破局。</w:t>
+            </w:r>
+          </w:p>
+        </w:tc>
+      </w:tr>
+    </w:tbl>
+    <w:p>
+      <w:pPr>
+        <w:spacing w:before="240" w:after="80" w:line="384" w:lineRule="auto"/>
+        <w:jc w:val="left"/>
+      </w:pPr>
+      <w:r>
+        <w:rPr>
+          <w:rFonts w:ascii="Arial" w:hAnsi="Arial" w:eastAsia="黑体"/>
+          <w:b/>
+          <w:color w:val="192D55"/>
+          <w:sz w:val="26"/>
+        </w:rPr>
+        <w:t>第三章　跨时空防认错全身视觉硬锁与「人物代表性经典金句」选拔铁律</w:t>
+      </w:r>
+    </w:p>
+    <w:tbl>
+      <w:tblPr>
+        <w:tblStyle w:val="TableGrid"/>
+        <w:tblW w:type="auto" w:w="0"/>
+        <w:jc w:val="center"/>
+        <w:tblLayout w:type="fixed"/>
+        <w:tblLook w:firstColumn="1" w:firstRow="1" w:lastColumn="0" w:lastRow="0" w:noHBand="0" w:noVBand="1" w:val="04A0"/>
+      </w:tblPr>
+      <w:tblGrid>
+        <w:gridCol w:w="5184"/>
+        <w:gridCol w:w="5184"/>
+      </w:tblGrid>
+      <w:tr>
+        <w:trPr>
+          <w:tblHeader/>
+          <w:cantSplit/>
+        </w:trPr>
+        <w:tc>
+          <w:tcPr>
+            <w:tcW w:type="dxa" w:w="3096"/>
             <w:vAlign w:val="center"/>
             <w:tcMar>
               <w:top w:w="130" w:type="dxa"/>
@@ -164,7 +589,36 @@
                 <w:color w:val="FFFFFF"/>
                 <w:sz w:val="19"/>
               </w:rPr>
-              <w:t>《三人行》人物塑造黄金标杆实证</w:t>
+              <w:t>人物建模硬锁维度</w:t>
+            </w:r>
+          </w:p>
+        </w:tc>
+        <w:tc>
+          <w:tcPr>
+            <w:tcW w:type="dxa" w:w="7272"/>
+            <w:vAlign w:val="center"/>
+            <w:tcMar>
+              <w:top w:w="130" w:type="dxa"/>
+              <w:bottom w:w="130" w:type="dxa"/>
+              <w:left w:w="150" w:type="dxa"/>
+              <w:right w:w="150" w:type="dxa"/>
+            </w:tcMar>
+            <w:shd w:fill="1F3864"/>
+          </w:tcPr>
+          <w:p>
+            <w:pPr>
+              <w:spacing w:before="40" w:after="40" w:line="312" w:lineRule="auto"/>
+              <w:jc w:val="center"/>
+            </w:pPr>
+            <w:r/>
+            <w:r>
+              <w:rPr>
+                <w:rFonts w:ascii="Arial" w:hAnsi="Arial" w:eastAsia="黑体"/>
+                <w:b/>
+                <w:color w:val="FFFFFF"/>
+                <w:sz w:val="19"/>
+              </w:rPr>
+              <w:t>全流程执行规范与《三人行》核验标准</w:t>
             </w:r>
           </w:p>
         </w:tc>
@@ -175,7 +629,7 @@
         </w:trPr>
         <w:tc>
           <w:tcPr>
-            <w:tcW w:type="dxa" w:w="2520"/>
+            <w:tcW w:type="dxa" w:w="3096"/>
             <w:vAlign w:val="center"/>
             <w:tcMar>
               <w:top w:w="105" w:type="dxa"/>
@@ -197,15 +651,13 @@
                 <w:color w:val="191919"/>
                 <w:sz w:val="19"/>
               </w:rPr>
-              <w:t>第一维：表里反差张力</w:t>
-              <w:br/>
-              <w:t>（外在保护壳 vs 内在软肋）</w:t>
+              <w:t>1. 跨时空同体角色的全身视觉硬锁法则</w:t>
             </w:r>
           </w:p>
         </w:tc>
         <w:tc>
           <w:tcPr>
-            <w:tcW w:type="dxa" w:w="3528"/>
+            <w:tcW w:type="dxa" w:w="7272"/>
             <w:vAlign w:val="center"/>
             <w:tcMar>
               <w:top w:w="105" w:type="dxa"/>
@@ -227,39 +679,13 @@
                 <w:color w:val="191919"/>
                 <w:sz w:val="19"/>
               </w:rPr>
-              <w:t>绝不写单一性格！严厉的人必有极度柔软的瞬间；乐观的人必有深藏的原生伤痛；世故的人必有未死的热血初心。</w:t>
-            </w:r>
-          </w:p>
-        </w:tc>
-        <w:tc>
-          <w:tcPr>
-            <w:tcW w:type="dxa" w:w="4320"/>
-            <w:vAlign w:val="center"/>
-            <w:tcMar>
-              <w:top w:w="105" w:type="dxa"/>
-              <w:bottom w:w="105" w:type="dxa"/>
-              <w:left w:w="145" w:type="dxa"/>
-              <w:right w:w="145" w:type="dxa"/>
-            </w:tcMar>
-          </w:tcPr>
-          <w:p>
-            <w:pPr>
-              <w:spacing w:before="40" w:after="40" w:line="341" w:lineRule="auto"/>
-              <w:jc w:val="left"/>
-            </w:pPr>
-            <w:r/>
-            <w:r>
-              <w:rPr>
-                <w:rFonts w:ascii="Times New Roman" w:hAnsi="Times New Roman" w:eastAsia="宋体"/>
-                <w:b w:val="0"/>
-                <w:color w:val="191919"/>
-                <w:sz w:val="19"/>
-              </w:rPr>
-              <w:t>• 【荀未来】：表层是满口“性价比、沉没成本”的世故老油条 ⇄ 内里是为救亡妻甘愿在荒村破屋讨死鱼、咽冷汉堡、最终献祭自我的痴情汉；</w:t>
+              <w:t>同一时代或同穿八中蓝白运动校服时，必须从头到脚建立一秒区分的物理硬锁：</w:t>
               <w:br/>
-              <w:t>• 【赵东来】：表层是逼儿子学理科、暴怒撕书的专制严父 ⇄ 内里是看到卖土豆大娘像亡母就买一袋冻土豆、半夜在零下二十度翻遍十几个垃圾桶找碎稿的慈父；</w:t>
+              <w:t>• 【16岁赵左右】：校服内永远穿搭酒红色连帽卫衣（酒红色帽兜翻出在蓝白校服领口外），2008主线左额光洁无疤（直至2012冬飞霞路雪夜被偷拍男石块砸破流血重留月牙疤）；</w:t>
               <w:br/>
-              <w:t>• 【王一漫】：表层是高冷孤傲的完美校花 ⇄ 内里是低血糖藏黄桃罐头、堆雪人必须搓成绝对“正圆”的强迫症反差萌少女。</w:t>
+              <w:t>• 【41岁荀未来】：校服内永远穿搭纯白色立领拉链内衬（绝无酒红帽兜），EP02因小赵改文科右额新增三道凹陷伤痕，EP11–12因改心理学一度变及肩长卷发与络腮胡；</w:t>
+              <w:br/>
+              <w:t>• 【66岁赵了】：满头银发、左额角月牙形旧疤（EP10–22曾短暂消失）、常戴黑色礼帽/鸭舌帽配红黑格纹围巾、无名指戴素圈婚戒。</w:t>
             </w:r>
           </w:p>
         </w:tc>
@@ -270,7 +696,7 @@
         </w:trPr>
         <w:tc>
           <w:tcPr>
-            <w:tcW w:type="dxa" w:w="2520"/>
+            <w:tcW w:type="dxa" w:w="3096"/>
             <w:vAlign w:val="center"/>
             <w:tcMar>
               <w:top w:w="105" w:type="dxa"/>
@@ -293,15 +719,13 @@
                 <w:color w:val="191919"/>
                 <w:sz w:val="19"/>
               </w:rPr>
-              <w:t>第二维：全身从头到脚视觉硬锁</w:t>
-              <w:br/>
-              <w:t>（一秒防认错锚点）</w:t>
+              <w:t>2. 人物小传「代表性经典台词（金句）」选拔三大铁律</w:t>
             </w:r>
           </w:p>
         </w:tc>
         <w:tc>
           <w:tcPr>
-            <w:tcW w:type="dxa" w:w="3528"/>
+            <w:tcW w:type="dxa" w:w="7272"/>
             <w:vAlign w:val="center"/>
             <w:tcMar>
               <w:top w:w="105" w:type="dxa"/>
@@ -324,231 +748,13 @@
                 <w:color w:val="191919"/>
                 <w:sz w:val="19"/>
               </w:rPr>
-              <w:t>不仅要写身高体态、脸型眉眼骨相，更要为每个角色建立【同穿制式服装（如校服/工服）时的第一视觉区分硬锁】及跨时期造型演变。</w:t>
-            </w:r>
-          </w:p>
-        </w:tc>
-        <w:tc>
-          <w:tcPr>
-            <w:tcW w:type="dxa" w:w="4320"/>
-            <w:vAlign w:val="center"/>
-            <w:tcMar>
-              <w:top w:w="105" w:type="dxa"/>
-              <w:bottom w:w="105" w:type="dxa"/>
-              <w:left w:w="145" w:type="dxa"/>
-              <w:right w:w="145" w:type="dxa"/>
-            </w:tcMar>
-            <w:shd w:fill="F7FAFC"/>
-          </w:tcPr>
-          <w:p>
-            <w:pPr>
-              <w:spacing w:before="40" w:after="40" w:line="341" w:lineRule="auto"/>
-              <w:jc w:val="left"/>
-            </w:pPr>
-            <w:r/>
-            <w:r>
-              <w:rPr>
-                <w:rFonts w:ascii="Times New Roman" w:hAnsi="Times New Roman" w:eastAsia="宋体"/>
-                <w:b w:val="0"/>
-                <w:color w:val="191919"/>
-                <w:sz w:val="19"/>
-              </w:rPr>
-              <w:t>同样穿长林八中深蓝白条纹运动校服：</w:t>
+              <w:t>严禁拿普通的日常过场调度词充当角色金句，更严禁凭记忆篡改剧本原词或张冠李戴！每名角色的代表性台词必须满足三大硬标准：</w:t>
               <w:br/>
-              <w:t>• 【16岁赵左右】：校服内永远穿搭一件【酒红色连帽卫衣，且酒红色帽兜外翻在领口外】，左额光洁无疤（直至2012冬雪夜流血留疤）；</w:t>
+              <w:t>• 【铁律一：100%对齐定稿文学剧本原字原句】：标点、语气词与上下文情境必须与《01_专业文学剧本》一字不差；</w:t>
               <w:br/>
-              <w:t>• 【41岁荀未来】：校服内永远穿搭【纯白色立领拉链内衬（绝无外翻红帽兜）】，左额有月牙旧疤，户外罩黑色长款毛呢大衣；</w:t>
+              <w:t>• 【铁律二：严格区分“书写者”与“朗读者”】：如EP12/13日历上的“你选的未来，问过我想要吗？”是41岁荀未来用红笔写在日历上的自省，16岁赵左右只是捡起日历读出声，必须归入荀未来的自省金句并注明媒介错位，绝不能误作赵左右的原生台词或赵了的批注；</w:t>
               <w:br/>
-              <w:t>• 【66岁赵了】：头戴黑色毛呢礼帽/报童帽，围红黑苏格兰格纹围巾，左额有同款月牙旧疤。</w:t>
-            </w:r>
-          </w:p>
-        </w:tc>
-      </w:tr>
-      <w:tr>
-        <w:trPr>
-          <w:cantSplit/>
-        </w:trPr>
-        <w:tc>
-          <w:tcPr>
-            <w:tcW w:type="dxa" w:w="2520"/>
-            <w:vAlign w:val="center"/>
-            <w:tcMar>
-              <w:top w:w="105" w:type="dxa"/>
-              <w:bottom w:w="105" w:type="dxa"/>
-              <w:left w:w="145" w:type="dxa"/>
-              <w:right w:w="145" w:type="dxa"/>
-            </w:tcMar>
-          </w:tcPr>
-          <w:p>
-            <w:pPr>
-              <w:spacing w:before="40" w:after="40" w:line="341" w:lineRule="auto"/>
-              <w:jc w:val="left"/>
-            </w:pPr>
-            <w:r/>
-            <w:r>
-              <w:rPr>
-                <w:rFonts w:ascii="Times New Roman" w:hAnsi="Times New Roman" w:eastAsia="宋体"/>
-                <w:b/>
-                <w:color w:val="191919"/>
-                <w:sz w:val="19"/>
-              </w:rPr>
-              <w:t>第三维：专属微动作与生理本能</w:t>
-              <w:br/>
-              <w:t>（行为指纹）</w:t>
-            </w:r>
-          </w:p>
-        </w:tc>
-        <w:tc>
-          <w:tcPr>
-            <w:tcW w:type="dxa" w:w="3528"/>
-            <w:vAlign w:val="center"/>
-            <w:tcMar>
-              <w:top w:w="105" w:type="dxa"/>
-              <w:bottom w:w="105" w:type="dxa"/>
-              <w:left w:w="145" w:type="dxa"/>
-              <w:right w:w="145" w:type="dxa"/>
-            </w:tcMar>
-          </w:tcPr>
-          <w:p>
-            <w:pPr>
-              <w:spacing w:before="40" w:after="40" w:line="341" w:lineRule="auto"/>
-              <w:jc w:val="left"/>
-            </w:pPr>
-            <w:r/>
-            <w:r>
-              <w:rPr>
-                <w:rFonts w:ascii="Times New Roman" w:hAnsi="Times New Roman" w:eastAsia="宋体"/>
-                <w:b w:val="0"/>
-                <w:color w:val="191919"/>
-                <w:sz w:val="19"/>
-              </w:rPr>
-              <w:t>为每个角色设计 1—2 个贯穿全剧的标志性习惯动作或生理本能，作为推动关键剧情转折的“行为指纹”。</w:t>
-            </w:r>
-          </w:p>
-        </w:tc>
-        <w:tc>
-          <w:tcPr>
-            <w:tcW w:type="dxa" w:w="4320"/>
-            <w:vAlign w:val="center"/>
-            <w:tcMar>
-              <w:top w:w="105" w:type="dxa"/>
-              <w:bottom w:w="105" w:type="dxa"/>
-              <w:left w:w="145" w:type="dxa"/>
-              <w:right w:w="145" w:type="dxa"/>
-            </w:tcMar>
-          </w:tcPr>
-          <w:p>
-            <w:pPr>
-              <w:spacing w:before="40" w:after="40" w:line="341" w:lineRule="auto"/>
-              <w:jc w:val="left"/>
-            </w:pPr>
-            <w:r/>
-            <w:r>
-              <w:rPr>
-                <w:rFonts w:ascii="Times New Roman" w:hAnsi="Times New Roman" w:eastAsia="宋体"/>
-                <w:b w:val="0"/>
-                <w:color w:val="191919"/>
-                <w:sz w:val="19"/>
-              </w:rPr>
-              <w:t>• 【三代赵左右共有本能】：对菠萝过敏、极度怕酸、听到有人喊“赵左右”会在10秒内条件反射回头（EP13走廊掉马铁证）；</w:t>
-              <w:br/>
-              <w:t>• 【陈明专属神技】：踩在铁床横档或桌面上“2秒盲系白色帆布鞋鞋带”；</w:t>
-              <w:br/>
-              <w:t>• 【余博士跨50年习惯】：无论是32岁还是82岁，思考时习惯用银色触控笔/钢笔抵住唇角轻咬。</w:t>
-            </w:r>
-          </w:p>
-        </w:tc>
-      </w:tr>
-      <w:tr>
-        <w:trPr>
-          <w:cantSplit/>
-        </w:trPr>
-        <w:tc>
-          <w:tcPr>
-            <w:tcW w:type="dxa" w:w="2520"/>
-            <w:vAlign w:val="center"/>
-            <w:tcMar>
-              <w:top w:w="105" w:type="dxa"/>
-              <w:bottom w:w="105" w:type="dxa"/>
-              <w:left w:w="145" w:type="dxa"/>
-              <w:right w:w="145" w:type="dxa"/>
-            </w:tcMar>
-            <w:shd w:fill="F7FAFC"/>
-          </w:tcPr>
-          <w:p>
-            <w:pPr>
-              <w:spacing w:before="40" w:after="40" w:line="341" w:lineRule="auto"/>
-              <w:jc w:val="left"/>
-            </w:pPr>
-            <w:r/>
-            <w:r>
-              <w:rPr>
-                <w:rFonts w:ascii="Times New Roman" w:hAnsi="Times New Roman" w:eastAsia="宋体"/>
-                <w:b/>
-                <w:color w:val="191919"/>
-                <w:sz w:val="19"/>
-              </w:rPr>
-              <w:t>第四维：镜像对照组群像网络</w:t>
-              <w:br/>
-              <w:t>（Foil Characters）</w:t>
-            </w:r>
-          </w:p>
-        </w:tc>
-        <w:tc>
-          <w:tcPr>
-            <w:tcW w:type="dxa" w:w="3528"/>
-            <w:vAlign w:val="center"/>
-            <w:tcMar>
-              <w:top w:w="105" w:type="dxa"/>
-              <w:bottom w:w="105" w:type="dxa"/>
-              <w:left w:w="145" w:type="dxa"/>
-              <w:right w:w="145" w:type="dxa"/>
-            </w:tcMar>
-            <w:shd w:fill="F7FAFC"/>
-          </w:tcPr>
-          <w:p>
-            <w:pPr>
-              <w:spacing w:before="40" w:after="40" w:line="341" w:lineRule="auto"/>
-              <w:jc w:val="left"/>
-            </w:pPr>
-            <w:r/>
-            <w:r>
-              <w:rPr>
-                <w:rFonts w:ascii="Times New Roman" w:hAnsi="Times New Roman" w:eastAsia="宋体"/>
-                <w:b w:val="0"/>
-                <w:color w:val="191919"/>
-                <w:sz w:val="19"/>
-              </w:rPr>
-              <w:t>通过“同境不同命”或“同命不同选”的对照组设计，让配角之间自然碰撞出主题火花，无需旁白说教。</w:t>
-            </w:r>
-          </w:p>
-        </w:tc>
-        <w:tc>
-          <w:tcPr>
-            <w:tcW w:type="dxa" w:w="4320"/>
-            <w:vAlign w:val="center"/>
-            <w:tcMar>
-              <w:top w:w="105" w:type="dxa"/>
-              <w:bottom w:w="105" w:type="dxa"/>
-              <w:left w:w="145" w:type="dxa"/>
-              <w:right w:w="145" w:type="dxa"/>
-            </w:tcMar>
-            <w:shd w:fill="F7FAFC"/>
-          </w:tcPr>
-          <w:p>
-            <w:pPr>
-              <w:spacing w:before="40" w:after="40" w:line="341" w:lineRule="auto"/>
-              <w:jc w:val="left"/>
-            </w:pPr>
-            <w:r/>
-            <w:r>
-              <w:rPr>
-                <w:rFonts w:ascii="Times New Roman" w:hAnsi="Times New Roman" w:eastAsia="宋体"/>
-                <w:b w:val="0"/>
-                <w:color w:val="191919"/>
-                <w:sz w:val="19"/>
-              </w:rPr>
-              <w:t>• 【三组中国式家庭镜像】：501室赵家（吵闹却温暖的避风港） vs 1449室徐家（单亲清贫却极度开明包容） vs 飞霞湾王家（富足冷白却焊死防盗护栏的精英牢笼） vs 陈明家（寒门棍棒高压）。</w:t>
+              <w:t>• 【铁律三：必须具备立命高度与哲学凝练度】：如荀未来的开篇立命宣言“你说得对。两三万，解决不了我的问题。……二三十万。两三百万。都不如我自己——来左右一次人生。”、余博士的“消灭所有的未知，才是我研究时空旅行的初衷”与“可如果一个人什么都知道，真的会活得更好吗？”。</w:t>
             </w:r>
           </w:p>
         </w:tc>

--- a/00_全流程把控总纲与六大核心把控尺/01_六大核心把控尺深度专著/04_《全流程把控尺四：立体人物群像设计、表里反差公式与全身视觉硬锁母版（附〈三人行〉人物设计范例）》.docx
+++ b/00_全流程把控总纲与六大核心把控尺/01_六大核心把控尺深度专著/04_《全流程把控尺四：立体人物群像设计、表里反差公式与全身视觉硬锁母版（附〈三人行〉人物设计范例）》.docx
@@ -203,9 +203,6 @@
         </w:tc>
       </w:tr>
       <w:tr>
-        <w:trPr>
-          <w:cantSplit/>
-        </w:trPr>
         <w:tc>
           <w:tcPr>
             <w:tcW w:type="dxa" w:w="3096"/>
@@ -268,9 +265,6 @@
         </w:tc>
       </w:tr>
       <w:tr>
-        <w:trPr>
-          <w:cantSplit/>
-        </w:trPr>
         <w:tc>
           <w:tcPr>
             <w:tcW w:type="dxa" w:w="3096"/>
@@ -335,9 +329,6 @@
         </w:tc>
       </w:tr>
       <w:tr>
-        <w:trPr>
-          <w:cantSplit/>
-        </w:trPr>
         <w:tc>
           <w:tcPr>
             <w:tcW w:type="dxa" w:w="3096"/>
@@ -400,9 +391,6 @@
         </w:tc>
       </w:tr>
       <w:tr>
-        <w:trPr>
-          <w:cantSplit/>
-        </w:trPr>
         <w:tc>
           <w:tcPr>
             <w:tcW w:type="dxa" w:w="3096"/>
@@ -467,9 +455,6 @@
         </w:tc>
       </w:tr>
       <w:tr>
-        <w:trPr>
-          <w:cantSplit/>
-        </w:trPr>
         <w:tc>
           <w:tcPr>
             <w:tcW w:type="dxa" w:w="3096"/>
@@ -624,9 +609,6 @@
         </w:tc>
       </w:tr>
       <w:tr>
-        <w:trPr>
-          <w:cantSplit/>
-        </w:trPr>
         <w:tc>
           <w:tcPr>
             <w:tcW w:type="dxa" w:w="3096"/>
@@ -691,9 +673,6 @@
         </w:tc>
       </w:tr>
       <w:tr>
-        <w:trPr>
-          <w:cantSplit/>
-        </w:trPr>
         <w:tc>
           <w:tcPr>
             <w:tcW w:type="dxa" w:w="3096"/>

--- a/00_全流程把控总纲与六大核心把控尺/01_六大核心把控尺深度专著/04_《全流程把控尺四：立体人物群像设计、表里反差公式与全身视觉硬锁母版（附〈三人行〉人物设计范例）》.docx
+++ b/00_全流程把控总纲与六大核心把控尺/01_六大核心把控尺深度专著/04_《全流程把控尺四：立体人物群像设计、表里反差公式与全身视觉硬锁母版（附〈三人行〉人物设计范例）》.docx
@@ -739,6 +739,1970 @@
         </w:tc>
       </w:tr>
     </w:tbl>
+    <w:p>
+      <w:pPr>
+        <w:spacing w:before="240" w:after="80" w:line="384" w:lineRule="auto"/>
+        <w:jc w:val="left"/>
+      </w:pPr>
+      <w:r>
+        <w:rPr>
+          <w:rFonts w:ascii="Arial" w:hAnsi="Arial" w:eastAsia="黑体"/>
+          <w:b/>
+          <w:color w:val="192D55"/>
+          <w:sz w:val="26"/>
+        </w:rPr>
+        <w:t>第四章　强叙事驱动的核心引擎：聚焦《三人行》七大核心人物关系的动态裂变（Relationship Fission）</w:t>
+      </w:r>
+    </w:p>
+    <w:tbl>
+      <w:tblPr>
+        <w:tblStyle w:val="TableGrid"/>
+        <w:tblW w:type="auto" w:w="0"/>
+        <w:jc w:val="center"/>
+        <w:tblLayout w:type="fixed"/>
+        <w:tblLook w:firstColumn="1" w:firstRow="1" w:lastColumn="0" w:lastRow="0" w:noHBand="0" w:noVBand="1" w:val="04A0"/>
+      </w:tblPr>
+      <w:tblGrid>
+        <w:gridCol w:w="5184"/>
+        <w:gridCol w:w="5184"/>
+      </w:tblGrid>
+      <w:tr>
+        <w:trPr>
+          <w:tblHeader/>
+          <w:cantSplit/>
+        </w:trPr>
+        <w:tc>
+          <w:tcPr>
+            <w:tcW w:type="dxa" w:w="2952"/>
+            <w:vAlign w:val="center"/>
+            <w:tcMar>
+              <w:top w:w="130" w:type="dxa"/>
+              <w:bottom w:w="130" w:type="dxa"/>
+              <w:left w:w="150" w:type="dxa"/>
+              <w:right w:w="150" w:type="dxa"/>
+            </w:tcMar>
+            <w:shd w:fill="1F3864"/>
+          </w:tcPr>
+          <w:p>
+            <w:pPr>
+              <w:spacing w:before="40" w:after="40" w:line="312" w:lineRule="auto"/>
+              <w:jc w:val="center"/>
+            </w:pPr>
+            <w:r/>
+            <w:r>
+              <w:rPr>
+                <w:rFonts w:ascii="Arial" w:hAnsi="Arial" w:eastAsia="黑体"/>
+                <w:b/>
+                <w:color w:val="FFFFFF"/>
+                <w:sz w:val="19"/>
+              </w:rPr>
+              <w:t>核心人物关系组</w:t>
+            </w:r>
+          </w:p>
+        </w:tc>
+        <w:tc>
+          <w:tcPr>
+            <w:tcW w:type="dxa" w:w="7416"/>
+            <w:vAlign w:val="center"/>
+            <w:tcMar>
+              <w:top w:w="130" w:type="dxa"/>
+              <w:bottom w:w="130" w:type="dxa"/>
+              <w:left w:w="150" w:type="dxa"/>
+              <w:right w:w="150" w:type="dxa"/>
+            </w:tcMar>
+            <w:shd w:fill="1F3864"/>
+          </w:tcPr>
+          <w:p>
+            <w:pPr>
+              <w:spacing w:before="40" w:after="40" w:line="312" w:lineRule="auto"/>
+              <w:jc w:val="center"/>
+            </w:pPr>
+            <w:r/>
+            <w:r>
+              <w:rPr>
+                <w:rFonts w:ascii="Arial" w:hAnsi="Arial" w:eastAsia="黑体"/>
+                <w:b/>
+                <w:color w:val="FFFFFF"/>
+                <w:sz w:val="19"/>
+              </w:rPr>
+              <w:t>多阶段动态裂变轨迹与叙事驱动机制详解</w:t>
+            </w:r>
+          </w:p>
+        </w:tc>
+      </w:tr>
+      <w:tr>
+        <w:tc>
+          <w:tcPr>
+            <w:tcW w:type="dxa" w:w="2952"/>
+            <w:vAlign w:val="center"/>
+            <w:tcMar>
+              <w:top w:w="105" w:type="dxa"/>
+              <w:bottom w:w="105" w:type="dxa"/>
+              <w:left w:w="145" w:type="dxa"/>
+              <w:right w:w="145" w:type="dxa"/>
+            </w:tcMar>
+          </w:tcPr>
+          <w:p>
+            <w:pPr>
+              <w:spacing w:before="40" w:after="40" w:line="341" w:lineRule="auto"/>
+              <w:jc w:val="left"/>
+            </w:pPr>
+            <w:r/>
+            <w:r>
+              <w:rPr>
+                <w:rFonts w:ascii="Times New Roman" w:hAnsi="Times New Roman" w:eastAsia="宋体"/>
+                <w:b/>
+                <w:color w:val="191919"/>
+                <w:sz w:val="19"/>
+              </w:rPr>
+              <w:t>1. 三代同体关系四阶裂变：</w:t>
+              <w:br/>
+              <w:t>16岁赵左右 ⇄ 41岁荀未来 ⇄ 66岁赵了</w:t>
+            </w:r>
+          </w:p>
+        </w:tc>
+        <w:tc>
+          <w:tcPr>
+            <w:tcW w:type="dxa" w:w="7416"/>
+            <w:vAlign w:val="center"/>
+            <w:tcMar>
+              <w:top w:w="105" w:type="dxa"/>
+              <w:bottom w:w="105" w:type="dxa"/>
+              <w:left w:w="145" w:type="dxa"/>
+              <w:right w:w="145" w:type="dxa"/>
+            </w:tcMar>
+          </w:tcPr>
+          <w:p>
+            <w:pPr>
+              <w:spacing w:before="40" w:after="40" w:line="341" w:lineRule="auto"/>
+              <w:jc w:val="left"/>
+            </w:pPr>
+            <w:r/>
+            <w:r>
+              <w:rPr>
+                <w:rFonts w:ascii="Times New Roman" w:hAnsi="Times New Roman" w:eastAsia="宋体"/>
+                <w:b w:val="0"/>
+                <w:color w:val="191919"/>
+                <w:sz w:val="19"/>
+              </w:rPr>
+              <w:t>• 第一阶（EP01–08 功利殖民与暗中博弈）：41岁荀未来以“过来人”姿态强行替16岁小赵改文科、伪造《小知音》与《刘慈欣回信》；66岁赵了在502室装木马、掀帽露疤阻击荀未来；16岁小赵处于被两边拉扯的摇摆态；</w:t>
+              <w:br/>
+              <w:t>• 第二阶（EP09–12 反噬恐慌下的“中老废物同盟”）：因小赵立军令状狂飙触发左额月牙疤消失与长卷发重度酒精肝覆写，41岁与66岁化敌为友结成同盟，联手拉闸抢笔记、演苦肉计给少年降温；</w:t>
+              <w:br/>
+              <w:t>• 第三阶（EP13–15 红字老黄历掉马与《我与我的宣战》）：少年通过漫画屋门外捡到的红字老黄历与行仁楼走廊喊“赵左右”0.5秒本能回头撕破荀未来伪装，夺回《三人行》杂志社主导权，并在岁月潭暴风雪夜拍掉打火机救下求死的荀未来；</w:t>
+              <w:br/>
+              <w:t>• 第四阶（EP16–24 生死相托、背靠背突围与归还未知）：经历荀未来荒村破屋照料植物人老赵整个酷夏、老赵初雪苏醒按出000000许下“我们三个共同面对”、旧仓库电话亭“背对背，肩并肩”突围、2058卡30分钟时间差，最终在EP24覆雪操场重堆雪人清除小赵预知记忆，将“未知”归还少年。</w:t>
+            </w:r>
+          </w:p>
+        </w:tc>
+      </w:tr>
+      <w:tr>
+        <w:tc>
+          <w:tcPr>
+            <w:tcW w:type="dxa" w:w="2952"/>
+            <w:vAlign w:val="center"/>
+            <w:tcMar>
+              <w:top w:w="105" w:type="dxa"/>
+              <w:bottom w:w="105" w:type="dxa"/>
+              <w:left w:w="145" w:type="dxa"/>
+              <w:right w:w="145" w:type="dxa"/>
+            </w:tcMar>
+            <w:shd w:fill="F7FAFC"/>
+          </w:tcPr>
+          <w:p>
+            <w:pPr>
+              <w:spacing w:before="40" w:after="40" w:line="341" w:lineRule="auto"/>
+              <w:jc w:val="left"/>
+            </w:pPr>
+            <w:r/>
+            <w:r>
+              <w:rPr>
+                <w:rFonts w:ascii="Times New Roman" w:hAnsi="Times New Roman" w:eastAsia="宋体"/>
+                <w:b/>
+                <w:color w:val="191919"/>
+                <w:sz w:val="19"/>
+              </w:rPr>
+              <w:t>2. 双生女性自我镜像裂变：</w:t>
+              <w:br/>
+              <w:t>16岁少女徐图图 ⇄ 41岁成年舒图</w:t>
+            </w:r>
+          </w:p>
+        </w:tc>
+        <w:tc>
+          <w:tcPr>
+            <w:tcW w:type="dxa" w:w="7416"/>
+            <w:vAlign w:val="center"/>
+            <w:tcMar>
+              <w:top w:w="105" w:type="dxa"/>
+              <w:bottom w:w="105" w:type="dxa"/>
+              <w:left w:w="145" w:type="dxa"/>
+              <w:right w:w="145" w:type="dxa"/>
+            </w:tcMar>
+            <w:shd w:fill="F7FAFC"/>
+          </w:tcPr>
+          <w:p>
+            <w:pPr>
+              <w:spacing w:before="40" w:after="40" w:line="341" w:lineRule="auto"/>
+              <w:jc w:val="left"/>
+            </w:pPr>
+            <w:r/>
+            <w:r>
+              <w:rPr>
+                <w:rFonts w:ascii="Times New Roman" w:hAnsi="Times New Roman" w:eastAsia="宋体"/>
+                <w:b w:val="0"/>
+                <w:color w:val="191919"/>
+                <w:sz w:val="19"/>
+              </w:rPr>
+              <w:t>• 初始对立（EP06末–EP08初）：41岁的舒图带着2033年婚姻破裂的满身伤痕穿越回2008年，把16岁的徐图图当成“不撞南墙不回头的恋爱脑”，强行抢走她织给赵左右的白色笑脸毛线帽扔上三米高的平房雪顶；</w:t>
+              <w:br/>
+              <w:t>• 灵魂翻转（EP08胡同风雪夜）：16岁的徐图图没有怨恨，反而在漫天风雪中撑起黄色叉眼笑脸伞替流泪的41岁自己遮雪，澄澈反问：“可是我现在真的很快乐啊。既然美好的事情都是真实存在过的，不是假的，那又为什么要吃后悔药呢？”——16岁的生命力反向治愈了41岁的沧桑，促成舒图在雪地长椅替荀未来骂醒少年后释怀返程。</w:t>
+            </w:r>
+          </w:p>
+        </w:tc>
+      </w:tr>
+      <w:tr>
+        <w:tc>
+          <w:tcPr>
+            <w:tcW w:type="dxa" w:w="2952"/>
+            <w:vAlign w:val="center"/>
+            <w:tcMar>
+              <w:top w:w="105" w:type="dxa"/>
+              <w:bottom w:w="105" w:type="dxa"/>
+              <w:left w:w="145" w:type="dxa"/>
+              <w:right w:w="145" w:type="dxa"/>
+            </w:tcMar>
+          </w:tcPr>
+          <w:p>
+            <w:pPr>
+              <w:spacing w:before="40" w:after="40" w:line="341" w:lineRule="auto"/>
+              <w:jc w:val="left"/>
+            </w:pPr>
+            <w:r/>
+            <w:r>
+              <w:rPr>
+                <w:rFonts w:ascii="Times New Roman" w:hAnsi="Times New Roman" w:eastAsia="宋体"/>
+                <w:b/>
+                <w:color w:val="191919"/>
+                <w:sz w:val="19"/>
+              </w:rPr>
+              <w:t>3. 中式父子/母子代际裂变：</w:t>
+              <w:br/>
+              <w:t>赵东来/刘美奕 ⇄ 三代赵左右</w:t>
+            </w:r>
+          </w:p>
+        </w:tc>
+        <w:tc>
+          <w:tcPr>
+            <w:tcW w:type="dxa" w:w="7416"/>
+            <w:vAlign w:val="center"/>
+            <w:tcMar>
+              <w:top w:w="105" w:type="dxa"/>
+              <w:bottom w:w="105" w:type="dxa"/>
+              <w:left w:w="145" w:type="dxa"/>
+              <w:right w:w="145" w:type="dxa"/>
+            </w:tcMar>
+          </w:tcPr>
+          <w:p>
+            <w:pPr>
+              <w:spacing w:before="40" w:after="40" w:line="341" w:lineRule="auto"/>
+              <w:jc w:val="left"/>
+            </w:pPr>
+            <w:r/>
+            <w:r>
+              <w:rPr>
+                <w:rFonts w:ascii="Times New Roman" w:hAnsi="Times New Roman" w:eastAsia="宋体"/>
+                <w:b w:val="0"/>
+                <w:color w:val="191919"/>
+                <w:sz w:val="19"/>
+              </w:rPr>
+              <w:t>• 父子裂变（从专制撕书到雪夜十几个垃圾桶的冻裂黑手）：赵东来从EP01逼学理科、EP04暴怒撕碎《小知音》抛下五楼，裂变为暴雪深夜跪翻十几个垃圾桶找回碎纸片、在水泥台阶向41岁荀未来伸出冻裂发黑双手痛哭忏悔，再到EP06用透明胶带粘好手稿、EP20下岗后默默去妻子剧组帮厨、EP22送别三个儿子背影触发血脉共鸣落泪；</w:t>
+              <w:br/>
+              <w:t>• 母子裂变（40多岁的20岁纯真心与“家是避风港”）：刘美奕从支持儿子改文科、被儿子唤醒演员梦，到主动辞演顶替年轻演员得来的《江湖侠警》女一号改去跑龙套，再到EP22团圆饺子宴上用“家是避风港，不是凯旋门”彻底治愈41岁与66岁儿子的半生焦虑。</w:t>
+            </w:r>
+          </w:p>
+        </w:tc>
+      </w:tr>
+      <w:tr>
+        <w:tc>
+          <w:tcPr>
+            <w:tcW w:type="dxa" w:w="2952"/>
+            <w:vAlign w:val="center"/>
+            <w:tcMar>
+              <w:top w:w="105" w:type="dxa"/>
+              <w:bottom w:w="105" w:type="dxa"/>
+              <w:left w:w="145" w:type="dxa"/>
+              <w:right w:w="145" w:type="dxa"/>
+            </w:tcMar>
+            <w:shd w:fill="F7FAFC"/>
+          </w:tcPr>
+          <w:p>
+            <w:pPr>
+              <w:spacing w:before="40" w:after="40" w:line="341" w:lineRule="auto"/>
+              <w:jc w:val="left"/>
+            </w:pPr>
+            <w:r/>
+            <w:r>
+              <w:rPr>
+                <w:rFonts w:ascii="Times New Roman" w:hAnsi="Times New Roman" w:eastAsia="宋体"/>
+                <w:b/>
+                <w:color w:val="191919"/>
+                <w:sz w:val="19"/>
+              </w:rPr>
+              <w:t>4. 高压母女破笼裂变：</w:t>
+              <w:br/>
+              <w:t>王一漫 ⇄ 虎妈杨敏</w:t>
+            </w:r>
+          </w:p>
+        </w:tc>
+        <w:tc>
+          <w:tcPr>
+            <w:tcW w:type="dxa" w:w="7416"/>
+            <w:vAlign w:val="center"/>
+            <w:tcMar>
+              <w:top w:w="105" w:type="dxa"/>
+              <w:bottom w:w="105" w:type="dxa"/>
+              <w:left w:w="145" w:type="dxa"/>
+              <w:right w:w="145" w:type="dxa"/>
+            </w:tcMar>
+            <w:shd w:fill="F7FAFC"/>
+          </w:tcPr>
+          <w:p>
+            <w:pPr>
+              <w:spacing w:before="40" w:after="40" w:line="341" w:lineRule="auto"/>
+              <w:jc w:val="left"/>
+            </w:pPr>
+            <w:r/>
+            <w:r>
+              <w:rPr>
+                <w:rFonts w:ascii="Times New Roman" w:hAnsi="Times New Roman" w:eastAsia="宋体"/>
+                <w:b w:val="0"/>
+                <w:color w:val="191919"/>
+                <w:sz w:val="19"/>
+              </w:rPr>
+              <w:t>• 长期窒息（EP01–EP19）：杨敏以“为你好”之名嚴控王一漫饮食（水煮青菜饿到低血糖晕倒）、撕掉徐图图贴的草莓创可贴、除夕夜因窗花歪了五分之三度大发雷霆（逼得王一漫系白床单翻窗逃家）；</w:t>
+              <w:br/>
+              <w:t>• 铁锤破笼与泣血和解（EP20）：当杨敏因王一漫拍吃播用手抱啃酱大骨而痛骂她“你是狗啊”并找焊工焊死二楼阳台防盗护栏时，王一漫拎起机械厂带回的大铁锤将铁护栏砸得扭曲变形，虎口流血地转身轻声说：“妈，能帮我拆掉吗？我砸不动了。”物理铁笼的粉碎直接击碎了杨敏的控制执念，母女相拥痛哭达成真正和解。</w:t>
+            </w:r>
+          </w:p>
+        </w:tc>
+      </w:tr>
+      <w:tr>
+        <w:tc>
+          <w:tcPr>
+            <w:tcW w:type="dxa" w:w="2952"/>
+            <w:vAlign w:val="center"/>
+            <w:tcMar>
+              <w:top w:w="105" w:type="dxa"/>
+              <w:bottom w:w="105" w:type="dxa"/>
+              <w:left w:w="145" w:type="dxa"/>
+              <w:right w:w="145" w:type="dxa"/>
+            </w:tcMar>
+          </w:tcPr>
+          <w:p>
+            <w:pPr>
+              <w:spacing w:before="40" w:after="40" w:line="341" w:lineRule="auto"/>
+              <w:jc w:val="left"/>
+            </w:pPr>
+            <w:r/>
+            <w:r>
+              <w:rPr>
+                <w:rFonts w:ascii="Times New Roman" w:hAnsi="Times New Roman" w:eastAsia="宋体"/>
+                <w:b/>
+                <w:color w:val="191919"/>
+                <w:sz w:val="19"/>
+              </w:rPr>
+              <w:t>5. 善意感化反派裂变：</w:t>
+              <w:br/>
+              <w:t>16岁徐图图 ⇄ 2058实习生小雪（林开颜）</w:t>
+            </w:r>
+          </w:p>
+        </w:tc>
+        <w:tc>
+          <w:tcPr>
+            <w:tcW w:type="dxa" w:w="7416"/>
+            <w:vAlign w:val="center"/>
+            <w:tcMar>
+              <w:top w:w="105" w:type="dxa"/>
+              <w:bottom w:w="105" w:type="dxa"/>
+              <w:left w:w="145" w:type="dxa"/>
+              <w:right w:w="145" w:type="dxa"/>
+            </w:tcMar>
+          </w:tcPr>
+          <w:p>
+            <w:pPr>
+              <w:spacing w:before="40" w:after="40" w:line="341" w:lineRule="auto"/>
+              <w:jc w:val="left"/>
+            </w:pPr>
+            <w:r/>
+            <w:r>
+              <w:rPr>
+                <w:rFonts w:ascii="Times New Roman" w:hAnsi="Times New Roman" w:eastAsia="宋体"/>
+                <w:b w:val="0"/>
+                <w:color w:val="191919"/>
+                <w:sz w:val="19"/>
+              </w:rPr>
+              <w:t>• 从猎杀者到守护者（EP17–23）：小雪最初为保住2058大厂转正名额，两次用菠萝汁注射器与高浓度过敏毒针将66岁赵了害成植物人；然而高二转入八中后，徐图图用四件不计回报的暖事（收下被小贩骗买的旧款粉色MP3解围“衣不如故人不如新”、食堂请吃汉堡套餐、午休披蓝白校服、初雪操场拉她堆雪人）融化了这位未来社畜的孤独坚冰，使小雪在得知“必死的舒图就是徐图图”后于电话亭前拼死反叛高尚，并留下58003员工卡助小赵破局。</w:t>
+            </w:r>
+          </w:p>
+        </w:tc>
+      </w:tr>
+    </w:tbl>
+    <w:p>
+      <w:pPr>
+        <w:spacing w:before="240" w:after="80" w:line="384" w:lineRule="auto"/>
+        <w:jc w:val="left"/>
+      </w:pPr>
+      <w:r>
+        <w:rPr>
+          <w:rFonts w:ascii="Arial" w:hAnsi="Arial" w:eastAsia="黑体"/>
+          <w:b/>
+          <w:color w:val="192D55"/>
+          <w:sz w:val="26"/>
+        </w:rPr>
+        <w:t>第五章　《三人行》全24位独立角色（人物01—人物24）跨时空全身视觉硬锁与人物弧光总览表</w:t>
+      </w:r>
+    </w:p>
+    <w:tbl>
+      <w:tblPr>
+        <w:tblStyle w:val="TableGrid"/>
+        <w:tblW w:type="auto" w:w="0"/>
+        <w:jc w:val="center"/>
+        <w:tblLayout w:type="fixed"/>
+        <w:tblLook w:firstColumn="1" w:firstRow="1" w:lastColumn="0" w:lastRow="0" w:noHBand="0" w:noVBand="1" w:val="04A0"/>
+      </w:tblPr>
+      <w:tblGrid>
+        <w:gridCol w:w="5184"/>
+        <w:gridCol w:w="5184"/>
+      </w:tblGrid>
+      <w:tr>
+        <w:trPr>
+          <w:tblHeader/>
+          <w:cantSplit/>
+        </w:trPr>
+        <w:tc>
+          <w:tcPr>
+            <w:tcW w:type="dxa" w:w="3168"/>
+            <w:vAlign w:val="center"/>
+            <w:tcMar>
+              <w:top w:w="130" w:type="dxa"/>
+              <w:bottom w:w="130" w:type="dxa"/>
+              <w:left w:w="150" w:type="dxa"/>
+              <w:right w:w="150" w:type="dxa"/>
+            </w:tcMar>
+            <w:shd w:fill="1F3864"/>
+          </w:tcPr>
+          <w:p>
+            <w:pPr>
+              <w:spacing w:before="40" w:after="40" w:line="312" w:lineRule="auto"/>
+              <w:jc w:val="center"/>
+            </w:pPr>
+            <w:r/>
+            <w:r>
+              <w:rPr>
+                <w:rFonts w:ascii="Arial" w:hAnsi="Arial" w:eastAsia="黑体"/>
+                <w:b/>
+                <w:color w:val="FFFFFF"/>
+                <w:sz w:val="19"/>
+              </w:rPr>
+              <w:t>角色独立档案编号与标准名称</w:t>
+            </w:r>
+          </w:p>
+        </w:tc>
+        <w:tc>
+          <w:tcPr>
+            <w:tcW w:type="dxa" w:w="7200"/>
+            <w:vAlign w:val="center"/>
+            <w:tcMar>
+              <w:top w:w="130" w:type="dxa"/>
+              <w:bottom w:w="130" w:type="dxa"/>
+              <w:left w:w="150" w:type="dxa"/>
+              <w:right w:w="150" w:type="dxa"/>
+            </w:tcMar>
+            <w:shd w:fill="1F3864"/>
+          </w:tcPr>
+          <w:p>
+            <w:pPr>
+              <w:spacing w:before="40" w:after="40" w:line="312" w:lineRule="auto"/>
+              <w:jc w:val="center"/>
+            </w:pPr>
+            <w:r/>
+            <w:r>
+              <w:rPr>
+                <w:rFonts w:ascii="Arial" w:hAnsi="Arial" w:eastAsia="黑体"/>
+                <w:b/>
+                <w:color w:val="FFFFFF"/>
+                <w:sz w:val="19"/>
+              </w:rPr>
+              <w:t>跨时空全身视觉造型基准与全24集核心人物弧光</w:t>
+            </w:r>
+          </w:p>
+        </w:tc>
+      </w:tr>
+      <w:tr>
+        <w:tc>
+          <w:tcPr>
+            <w:tcW w:type="dxa" w:w="3168"/>
+            <w:vAlign w:val="center"/>
+            <w:tcMar>
+              <w:top w:w="105" w:type="dxa"/>
+              <w:bottom w:w="105" w:type="dxa"/>
+              <w:left w:w="145" w:type="dxa"/>
+              <w:right w:w="145" w:type="dxa"/>
+            </w:tcMar>
+          </w:tcPr>
+          <w:p>
+            <w:pPr>
+              <w:spacing w:before="40" w:after="40" w:line="341" w:lineRule="auto"/>
+              <w:jc w:val="left"/>
+            </w:pPr>
+            <w:r/>
+            <w:r>
+              <w:rPr>
+                <w:rFonts w:ascii="Times New Roman" w:hAnsi="Times New Roman" w:eastAsia="宋体"/>
+                <w:b/>
+                <w:color w:val="191919"/>
+                <w:sz w:val="19"/>
+              </w:rPr>
+              <w:t>人物01：赵左右（16—20岁少年与青年本体 ＆ 6岁幼年态）</w:t>
+            </w:r>
+          </w:p>
+        </w:tc>
+        <w:tc>
+          <w:tcPr>
+            <w:tcW w:type="dxa" w:w="7200"/>
+            <w:vAlign w:val="center"/>
+            <w:tcMar>
+              <w:top w:w="105" w:type="dxa"/>
+              <w:bottom w:w="105" w:type="dxa"/>
+              <w:left w:w="145" w:type="dxa"/>
+              <w:right w:w="145" w:type="dxa"/>
+            </w:tcMar>
+          </w:tcPr>
+          <w:p>
+            <w:pPr>
+              <w:spacing w:before="40" w:after="40" w:line="341" w:lineRule="auto"/>
+              <w:jc w:val="left"/>
+            </w:pPr>
+            <w:r/>
+            <w:r>
+              <w:rPr>
+                <w:rFonts w:ascii="Times New Roman" w:hAnsi="Times New Roman" w:eastAsia="宋体"/>
+                <w:b w:val="0"/>
+                <w:color w:val="191919"/>
+                <w:sz w:val="19"/>
+              </w:rPr>
+              <w:t>【核心全身造型基准】【面部与神态】6岁孩童圆润苹果脸、厚锅盖齐刘海、大眼清澈执拗；【全身从头到脚穿搭】深蓝配红绒球护耳针织帽 ＋ 鲜红粗毛线围脖 ＋ 深藏青绗缝厚棉服 ＋ 深色棉裤 ＋ 黑色儿童雪地靴 ＋ 灰白帆布双肩包；【随身道具】5元人民币纸币、炭火羊肉串与烤韭菜、三个雪人的干树枝手臂</w:t>
+              <w:br/>
+              <w:t>【全剧人物弧光与终局归宿】在EP24大结局2012年冬母校覆雪操场，由41岁的荀未来陪其堆完第三个雪人并清除沉重的未来预知记忆，彻底回归纯粹莽撞的少年本色；当晚在飞霞路雪夜不顾一切冲上前与偷拍徐图图的围观男流血搏斗、夺过手机删掉视频，重留左额角月牙疤，彻底解开徐图图原生家庭羞耻心结，使徐图图终生未改名“舒图”，最终在全新2033年与健在的妻子徐图图幸福相守</w:t>
+            </w:r>
+          </w:p>
+        </w:tc>
+      </w:tr>
+      <w:tr>
+        <w:tc>
+          <w:tcPr>
+            <w:tcW w:type="dxa" w:w="3168"/>
+            <w:vAlign w:val="center"/>
+            <w:tcMar>
+              <w:top w:w="105" w:type="dxa"/>
+              <w:bottom w:w="105" w:type="dxa"/>
+              <w:left w:w="145" w:type="dxa"/>
+              <w:right w:w="145" w:type="dxa"/>
+            </w:tcMar>
+            <w:shd w:fill="F7FAFC"/>
+          </w:tcPr>
+          <w:p>
+            <w:pPr>
+              <w:spacing w:before="40" w:after="40" w:line="341" w:lineRule="auto"/>
+              <w:jc w:val="left"/>
+            </w:pPr>
+            <w:r/>
+            <w:r>
+              <w:rPr>
+                <w:rFonts w:ascii="Times New Roman" w:hAnsi="Times New Roman" w:eastAsia="宋体"/>
+                <w:b/>
+                <w:color w:val="191919"/>
+                <w:sz w:val="19"/>
+              </w:rPr>
+              <w:t>人物02：荀未来（2033—2035成年赵左右 ＆ 2008高一转校生态）</w:t>
+            </w:r>
+          </w:p>
+        </w:tc>
+        <w:tc>
+          <w:tcPr>
+            <w:tcW w:type="dxa" w:w="7200"/>
+            <w:vAlign w:val="center"/>
+            <w:tcMar>
+              <w:top w:w="105" w:type="dxa"/>
+              <w:bottom w:w="105" w:type="dxa"/>
+              <w:left w:w="145" w:type="dxa"/>
+              <w:right w:w="145" w:type="dxa"/>
+            </w:tcMar>
+            <w:shd w:fill="F7FAFC"/>
+          </w:tcPr>
+          <w:p>
+            <w:pPr>
+              <w:spacing w:before="40" w:after="40" w:line="341" w:lineRule="auto"/>
+              <w:jc w:val="left"/>
+            </w:pPr>
+            <w:r/>
+            <w:r>
+              <w:rPr>
+                <w:rFonts w:ascii="Times New Roman" w:hAnsi="Times New Roman" w:eastAsia="宋体"/>
+                <w:b w:val="0"/>
+                <w:color w:val="191919"/>
+                <w:sz w:val="19"/>
+              </w:rPr>
+              <w:t>【核心全身造型基准】【面部与神态】41岁清隽瑞凤眼正脸、蓄青灰胡茬、左额角有月牙形旧疤、神情沧桑绝望；【全身从头到脚穿搭】深炭灰色长款过膝羊毛呢大衣 ＋ 纯黑色高领羊绒毛衣 ＋ 黑色西裤 ＋ 黑色系带皮靴；【随身道具】舒图递交的离婚协议书、009号保密实验合同、卡奇滋巧克力饼干棒与金属打火机</w:t>
+              <w:br/>
+              <w:t>【全剧人物弧光与终局归宿】在EP23以身为饵卡时间差、用旧螺丝刀撬开2058通风管脱身；在EP24大结局经82岁余博士点醒，回到2012年冬母校操场陪20岁小赵堆完第三个雪人并清除其预知记忆；最终在改写成功的全新2033年头戴白色笑脸毛线帽，与安然健在的妻子徐图图共度结婚纪念日</w:t>
+            </w:r>
+          </w:p>
+        </w:tc>
+      </w:tr>
+      <w:tr>
+        <w:tc>
+          <w:tcPr>
+            <w:tcW w:type="dxa" w:w="3168"/>
+            <w:vAlign w:val="center"/>
+            <w:tcMar>
+              <w:top w:w="105" w:type="dxa"/>
+              <w:bottom w:w="105" w:type="dxa"/>
+              <w:left w:w="145" w:type="dxa"/>
+              <w:right w:w="145" w:type="dxa"/>
+            </w:tcMar>
+          </w:tcPr>
+          <w:p>
+            <w:pPr>
+              <w:spacing w:before="40" w:after="40" w:line="341" w:lineRule="auto"/>
+              <w:jc w:val="left"/>
+            </w:pPr>
+            <w:r/>
+            <w:r>
+              <w:rPr>
+                <w:rFonts w:ascii="Times New Roman" w:hAnsi="Times New Roman" w:eastAsia="宋体"/>
+                <w:b/>
+                <w:color w:val="191919"/>
+                <w:sz w:val="19"/>
+              </w:rPr>
+              <w:t>人物03：赵了（66岁老年穿越态 ＆ 502室跨时空守望者）</w:t>
+            </w:r>
+          </w:p>
+        </w:tc>
+        <w:tc>
+          <w:tcPr>
+            <w:tcW w:type="dxa" w:w="7200"/>
+            <w:vAlign w:val="center"/>
+            <w:tcMar>
+              <w:top w:w="105" w:type="dxa"/>
+              <w:bottom w:w="105" w:type="dxa"/>
+              <w:left w:w="145" w:type="dxa"/>
+              <w:right w:w="145" w:type="dxa"/>
+            </w:tcMar>
+          </w:tcPr>
+          <w:p>
+            <w:pPr>
+              <w:spacing w:before="40" w:after="40" w:line="341" w:lineRule="auto"/>
+              <w:jc w:val="left"/>
+            </w:pPr>
+            <w:r/>
+            <w:r>
+              <w:rPr>
+                <w:rFonts w:ascii="Times New Roman" w:hAnsi="Times New Roman" w:eastAsia="宋体"/>
+                <w:b w:val="0"/>
+                <w:color w:val="191919"/>
+                <w:sz w:val="19"/>
+              </w:rPr>
+              <w:t>【核心全身造型基准】【面部与神态】66岁满头银白短发、深刻法令纹、左额角有月牙形旧疤，眼神深邃慈悲；【全身从头到脚穿搭】黑色宽檐毛呢礼帽（或深灰报童帽） ＋ 黑色墨镜 ＋ 红黑苏格兰格纹羊绒围巾 ＋ 纯黑色双排扣长款羊绒大衣 ＋ 炭灰高领毛衣 ＋ 黑色西裤 ＋ 黑色真皮短靴；【随身道具】诺基亚E90/E65翻盖手机（徐图图合照壁纸）、2058透明芯片身份证、绿白格旧棉被</w:t>
+              <w:br/>
+              <w:t>【全剧人物弧光与终局归宿】在EP22电话亭被高尚强制召回前咆哮掩护两个年轻的自己；在EP23与荀未来于2058高尚办公室唱双簧暴起夺卡、钻入顶层通风管道成功脱身；随着EP24徐图图在2033年成功骗过时间活下来，三代人生在幸福的新时间线中彻底圆满合一</w:t>
+            </w:r>
+          </w:p>
+        </w:tc>
+      </w:tr>
+      <w:tr>
+        <w:tc>
+          <w:tcPr>
+            <w:tcW w:type="dxa" w:w="3168"/>
+            <w:vAlign w:val="center"/>
+            <w:tcMar>
+              <w:top w:w="105" w:type="dxa"/>
+              <w:bottom w:w="105" w:type="dxa"/>
+              <w:left w:w="145" w:type="dxa"/>
+              <w:right w:w="145" w:type="dxa"/>
+            </w:tcMar>
+            <w:shd w:fill="F7FAFC"/>
+          </w:tcPr>
+          <w:p>
+            <w:pPr>
+              <w:spacing w:before="40" w:after="40" w:line="341" w:lineRule="auto"/>
+              <w:jc w:val="left"/>
+            </w:pPr>
+            <w:r/>
+            <w:r>
+              <w:rPr>
+                <w:rFonts w:ascii="Times New Roman" w:hAnsi="Times New Roman" w:eastAsia="宋体"/>
+                <w:b/>
+                <w:color w:val="191919"/>
+                <w:sz w:val="19"/>
+              </w:rPr>
+              <w:t>人物04：徐图图（16—20岁少女与青年本体 ＆ 全新2033年妻子）</w:t>
+            </w:r>
+          </w:p>
+        </w:tc>
+        <w:tc>
+          <w:tcPr>
+            <w:tcW w:type="dxa" w:w="7200"/>
+            <w:vAlign w:val="center"/>
+            <w:tcMar>
+              <w:top w:w="105" w:type="dxa"/>
+              <w:bottom w:w="105" w:type="dxa"/>
+              <w:left w:w="145" w:type="dxa"/>
+              <w:right w:w="145" w:type="dxa"/>
+            </w:tcMar>
+            <w:shd w:fill="F7FAFC"/>
+          </w:tcPr>
+          <w:p>
+            <w:pPr>
+              <w:spacing w:before="40" w:after="40" w:line="341" w:lineRule="auto"/>
+              <w:jc w:val="left"/>
+            </w:pPr>
+            <w:r/>
+            <w:r>
+              <w:rPr>
+                <w:rFonts w:ascii="Times New Roman" w:hAnsi="Times New Roman" w:eastAsia="宋体"/>
+                <w:b w:val="0"/>
+                <w:color w:val="191919"/>
+                <w:sz w:val="19"/>
+              </w:rPr>
+              <w:t>【核心全身造型基准】【面部与神态】16岁圆润甜美鹅蛋脸、空气齐刘海、梨涡浅笑，初期戴金属细圆框眼镜；【全身从头到脚穿搭】米白/浅杏色连帽羽绒服 ＋ 八中深蓝白条纹运动校服套装 ＋ 内搭浅粉色翻领毛衣 ＋ 彩色条纹围巾 ＋ 棕色厚底雪地靴；【随身道具】黄色叉眼笑脸透明雨伞、亲手织的白色笑脸毛线帽（淡绿礼盒）、砂锅麻辣烫</w:t>
+              <w:br/>
+              <w:t>【全剧人物弧光与终局归宿】在2012年冬飞霞路雪夜解开原生家庭心结，终生坦荡名叫“徐图图”从未改名“舒图”，直接导致2058年时空修正程序因“2033年长林市没有一个叫舒图的人”而永远定格在【99%】！在全新的2033年，她平安健康地活到了41岁，在结婚纪念日为丈夫赵左右戴上白色笑脸毛线帽，并收到了丈夫珍藏25年的广播站选票</w:t>
+            </w:r>
+          </w:p>
+        </w:tc>
+      </w:tr>
+      <w:tr>
+        <w:tc>
+          <w:tcPr>
+            <w:tcW w:type="dxa" w:w="3168"/>
+            <w:vAlign w:val="center"/>
+            <w:tcMar>
+              <w:top w:w="105" w:type="dxa"/>
+              <w:bottom w:w="105" w:type="dxa"/>
+              <w:left w:w="145" w:type="dxa"/>
+              <w:right w:w="145" w:type="dxa"/>
+            </w:tcMar>
+          </w:tcPr>
+          <w:p>
+            <w:pPr>
+              <w:spacing w:before="40" w:after="40" w:line="341" w:lineRule="auto"/>
+              <w:jc w:val="left"/>
+            </w:pPr>
+            <w:r/>
+            <w:r>
+              <w:rPr>
+                <w:rFonts w:ascii="Times New Roman" w:hAnsi="Times New Roman" w:eastAsia="宋体"/>
+                <w:b/>
+                <w:color w:val="191919"/>
+                <w:sz w:val="19"/>
+              </w:rPr>
+              <w:t>人物05：舒图（2033—2035年41岁成年妻子态）</w:t>
+            </w:r>
+          </w:p>
+        </w:tc>
+        <w:tc>
+          <w:tcPr>
+            <w:tcW w:type="dxa" w:w="7200"/>
+            <w:vAlign w:val="center"/>
+            <w:tcMar>
+              <w:top w:w="105" w:type="dxa"/>
+              <w:bottom w:w="105" w:type="dxa"/>
+              <w:left w:w="145" w:type="dxa"/>
+              <w:right w:w="145" w:type="dxa"/>
+            </w:tcMar>
+          </w:tcPr>
+          <w:p>
+            <w:pPr>
+              <w:spacing w:before="40" w:after="40" w:line="341" w:lineRule="auto"/>
+              <w:jc w:val="left"/>
+            </w:pPr>
+            <w:r/>
+            <w:r>
+              <w:rPr>
+                <w:rFonts w:ascii="Times New Roman" w:hAnsi="Times New Roman" w:eastAsia="宋体"/>
+                <w:b w:val="0"/>
+                <w:color w:val="191919"/>
+                <w:sz w:val="19"/>
+              </w:rPr>
+              <w:t>【核心全身造型基准】【面部与神态】41岁温婉知性鹅蛋脸、深栗色微卷齐肩短发，从温柔体贴转为失望决绝；【全身从头到脚穿搭】居家穿米杏色柔软针织开衫；外出穿深驼色/深灰双排扣长款羊绒大衣 ＋ 米白围巾 ＋ 浅色高领毛衣 ＋ 深色长裤 ＋ 黑色皮靴；【随身道具】黄桃罐头、《梦的解析》与母女合照、离婚协议书、《青春回忆录》相册</w:t>
+              <w:br/>
+              <w:t>【全剧人物弧光与终局归宿】在EP08大年初二岁月潭雪原吃下66岁赵了空运来的磁州脆藕，与荀未来深情告别后咬碎巧克力饼干棒返回2033年；而在EP24大结局中，随着2012年冬少女徐图图彻底解开心结、终生未改名“舒图”，那个背负原生家庭羞耻与车祸惨剧的“舒图”化作了全新2033年里健康幸福活着的妻子“徐图图”</w:t>
+            </w:r>
+          </w:p>
+        </w:tc>
+      </w:tr>
+      <w:tr>
+        <w:tc>
+          <w:tcPr>
+            <w:tcW w:type="dxa" w:w="3168"/>
+            <w:vAlign w:val="center"/>
+            <w:tcMar>
+              <w:top w:w="105" w:type="dxa"/>
+              <w:bottom w:w="105" w:type="dxa"/>
+              <w:left w:w="145" w:type="dxa"/>
+              <w:right w:w="145" w:type="dxa"/>
+            </w:tcMar>
+            <w:shd w:fill="F7FAFC"/>
+          </w:tcPr>
+          <w:p>
+            <w:pPr>
+              <w:spacing w:before="40" w:after="40" w:line="341" w:lineRule="auto"/>
+              <w:jc w:val="left"/>
+            </w:pPr>
+            <w:r/>
+            <w:r>
+              <w:rPr>
+                <w:rFonts w:ascii="Times New Roman" w:hAnsi="Times New Roman" w:eastAsia="宋体"/>
+                <w:b/>
+                <w:color w:val="191919"/>
+                <w:sz w:val="19"/>
+              </w:rPr>
+              <w:t>人物06：王一漫（长林八中校花 ＆ 广播社社长）</w:t>
+            </w:r>
+          </w:p>
+        </w:tc>
+        <w:tc>
+          <w:tcPr>
+            <w:tcW w:type="dxa" w:w="7200"/>
+            <w:vAlign w:val="center"/>
+            <w:tcMar>
+              <w:top w:w="105" w:type="dxa"/>
+              <w:bottom w:w="105" w:type="dxa"/>
+              <w:left w:w="145" w:type="dxa"/>
+              <w:right w:w="145" w:type="dxa"/>
+            </w:tcMar>
+            <w:shd w:fill="F7FAFC"/>
+          </w:tcPr>
+          <w:p>
+            <w:pPr>
+              <w:spacing w:before="40" w:after="40" w:line="341" w:lineRule="auto"/>
+              <w:jc w:val="left"/>
+            </w:pPr>
+            <w:r/>
+            <w:r>
+              <w:rPr>
+                <w:rFonts w:ascii="Times New Roman" w:hAnsi="Times New Roman" w:eastAsia="宋体"/>
+                <w:b w:val="0"/>
+                <w:color w:val="191919"/>
+                <w:sz w:val="19"/>
+              </w:rPr>
+              <w:t>【核心全身造型基准】【面部与神态】16岁冷白皮瓜子鹅蛋脸、高挑马尾无眼镜、丹凤眼清冷疏离，低血糖时面色苍白；【全身从头到脚穿搭】纯黑/米白长款收腰羽绒服 ＋ 米白羊绒围巾 ＋ 八中深蓝白条纹校服套装 ＋ 纯白高领毛衣 ＋ 黑色短靴；【随身道具】红金相间英雄牌钢笔、黄桃罐头、苹果、投给徐图图的唯一1张广播站选票</w:t>
+              <w:br/>
+              <w:t>【全剧人物弧光与终局归宿】在EP20砸碎防盗护栏与母亲杨敏达成深度和解，恢复正常一日三餐；在EP24大结局2009年冬连廊下被赵左右“没准你发一次疯，父母就会为你妥协”点醒，收回红金英雄钢笔，放弃母亲强加的道路，坚定考取北京外交学院，与伙伴们定下“顶峰相见，一言为定”的青春誓约</w:t>
+            </w:r>
+          </w:p>
+        </w:tc>
+      </w:tr>
+      <w:tr>
+        <w:tc>
+          <w:tcPr>
+            <w:tcW w:type="dxa" w:w="3168"/>
+            <w:vAlign w:val="center"/>
+            <w:tcMar>
+              <w:top w:w="105" w:type="dxa"/>
+              <w:bottom w:w="105" w:type="dxa"/>
+              <w:left w:w="145" w:type="dxa"/>
+              <w:right w:w="145" w:type="dxa"/>
+            </w:tcMar>
+          </w:tcPr>
+          <w:p>
+            <w:pPr>
+              <w:spacing w:before="40" w:after="40" w:line="341" w:lineRule="auto"/>
+              <w:jc w:val="left"/>
+            </w:pPr>
+            <w:r/>
+            <w:r>
+              <w:rPr>
+                <w:rFonts w:ascii="Times New Roman" w:hAnsi="Times New Roman" w:eastAsia="宋体"/>
+                <w:b/>
+                <w:color w:val="191919"/>
+                <w:sz w:val="19"/>
+              </w:rPr>
+              <w:t>人物07：罗爱文（16—18岁少年死党 ＆ 2033中年企业家）</w:t>
+            </w:r>
+          </w:p>
+        </w:tc>
+        <w:tc>
+          <w:tcPr>
+            <w:tcW w:type="dxa" w:w="7200"/>
+            <w:vAlign w:val="center"/>
+            <w:tcMar>
+              <w:top w:w="105" w:type="dxa"/>
+              <w:bottom w:w="105" w:type="dxa"/>
+              <w:left w:w="145" w:type="dxa"/>
+              <w:right w:w="145" w:type="dxa"/>
+            </w:tcMar>
+          </w:tcPr>
+          <w:p>
+            <w:pPr>
+              <w:spacing w:before="40" w:after="40" w:line="341" w:lineRule="auto"/>
+              <w:jc w:val="left"/>
+            </w:pPr>
+            <w:r/>
+            <w:r>
+              <w:rPr>
+                <w:rFonts w:ascii="Times New Roman" w:hAnsi="Times New Roman" w:eastAsia="宋体"/>
+                <w:b w:val="0"/>
+                <w:color w:val="191919"/>
+                <w:sz w:val="19"/>
+              </w:rPr>
+              <w:t>【核心全身造型基准】【面部与神态】41岁微胖儒雅正脸、梳背头、戴金丝眼镜、蓄短须，对落魄老友满眼心疼与豪爽；【全身从头到脚穿搭】深黑色高档羊绒商务大衣 ＋ 深色定制西装套装 ＋ 商务皮鞋；【随身道具】接济赵左右的银行卡、智能豪宅茶具</w:t>
+              <w:br/>
+              <w:t>【全剧人物弧光与终局归宿】在EP24大结局2009年秋清晨于孔子像前迎回阳光复学的陈明并拜其为“明哥”；随后向赵左右辞行飞往德国留学，坚定换专业学习新能源汽车研发，立志未来与学计算机的陈明合作研究“自动驾驶”</w:t>
+            </w:r>
+          </w:p>
+        </w:tc>
+      </w:tr>
+      <w:tr>
+        <w:tc>
+          <w:tcPr>
+            <w:tcW w:type="dxa" w:w="3168"/>
+            <w:vAlign w:val="center"/>
+            <w:tcMar>
+              <w:top w:w="105" w:type="dxa"/>
+              <w:bottom w:w="105" w:type="dxa"/>
+              <w:left w:w="145" w:type="dxa"/>
+              <w:right w:w="145" w:type="dxa"/>
+            </w:tcMar>
+            <w:shd w:fill="F7FAFC"/>
+          </w:tcPr>
+          <w:p>
+            <w:pPr>
+              <w:spacing w:before="40" w:after="40" w:line="341" w:lineRule="auto"/>
+              <w:jc w:val="left"/>
+            </w:pPr>
+            <w:r/>
+            <w:r>
+              <w:rPr>
+                <w:rFonts w:ascii="Times New Roman" w:hAnsi="Times New Roman" w:eastAsia="宋体"/>
+                <w:b/>
+                <w:color w:val="191919"/>
+                <w:sz w:val="19"/>
+              </w:rPr>
+              <w:t>人物08：陈明（长林八中理科学霸 ＆ 铁三角挚友）</w:t>
+            </w:r>
+          </w:p>
+        </w:tc>
+        <w:tc>
+          <w:tcPr>
+            <w:tcW w:type="dxa" w:w="7200"/>
+            <w:vAlign w:val="center"/>
+            <w:tcMar>
+              <w:top w:w="105" w:type="dxa"/>
+              <w:bottom w:w="105" w:type="dxa"/>
+              <w:left w:w="145" w:type="dxa"/>
+              <w:right w:w="145" w:type="dxa"/>
+            </w:tcMar>
+            <w:shd w:fill="F7FAFC"/>
+          </w:tcPr>
+          <w:p>
+            <w:pPr>
+              <w:spacing w:before="40" w:after="40" w:line="341" w:lineRule="auto"/>
+              <w:jc w:val="left"/>
+            </w:pPr>
+            <w:r/>
+            <w:r>
+              <w:rPr>
+                <w:rFonts w:ascii="Times New Roman" w:hAnsi="Times New Roman" w:eastAsia="宋体"/>
+                <w:b w:val="0"/>
+                <w:color w:val="191919"/>
+                <w:sz w:val="19"/>
+              </w:rPr>
+              <w:t>【核心全身造型基准】【面部与神态】青年斯文白净正脸黑白遗照（生卒年：1990—2033），眼神定格在温和沉静；【全身与呈现载体】镶嵌于2033年长林数字公墓全息二维码电子墓碑之上，是刺痛荀未来改命的第一催泪锚点</w:t>
+              <w:br/>
+              <w:t>【全剧人物弧光与终局归宿】在EP20收到赵左右、徐图图、王一漫拍探店视频攒下并装进5元快餐店“答案箱”铁罐里的助学款与亲笔鼓励字条；于EP24大结局2009年秋清晨背着书包阳光重返长林八中，在2010年高考后与赵左右、徐图图、王一漫共赴毕业火锅宴（神级拆解数学最后一题双重陷阱），迈向健康光明的计算机科研人生</w:t>
+            </w:r>
+          </w:p>
+        </w:tc>
+      </w:tr>
+      <w:tr>
+        <w:tc>
+          <w:tcPr>
+            <w:tcW w:type="dxa" w:w="3168"/>
+            <w:vAlign w:val="center"/>
+            <w:tcMar>
+              <w:top w:w="105" w:type="dxa"/>
+              <w:bottom w:w="105" w:type="dxa"/>
+              <w:left w:w="145" w:type="dxa"/>
+              <w:right w:w="145" w:type="dxa"/>
+            </w:tcMar>
+          </w:tcPr>
+          <w:p>
+            <w:pPr>
+              <w:spacing w:before="40" w:after="40" w:line="341" w:lineRule="auto"/>
+              <w:jc w:val="left"/>
+            </w:pPr>
+            <w:r/>
+            <w:r>
+              <w:rPr>
+                <w:rFonts w:ascii="Times New Roman" w:hAnsi="Times New Roman" w:eastAsia="宋体"/>
+                <w:b/>
+                <w:color w:val="191919"/>
+                <w:sz w:val="19"/>
+              </w:rPr>
+              <w:t>人物09：戴娟（长林八中教导主任兼数学老师）</w:t>
+            </w:r>
+          </w:p>
+        </w:tc>
+        <w:tc>
+          <w:tcPr>
+            <w:tcW w:type="dxa" w:w="7200"/>
+            <w:vAlign w:val="center"/>
+            <w:tcMar>
+              <w:top w:w="105" w:type="dxa"/>
+              <w:bottom w:w="105" w:type="dxa"/>
+              <w:left w:w="145" w:type="dxa"/>
+              <w:right w:w="145" w:type="dxa"/>
+            </w:tcMar>
+          </w:tcPr>
+          <w:p>
+            <w:pPr>
+              <w:spacing w:before="40" w:after="40" w:line="341" w:lineRule="auto"/>
+              <w:jc w:val="left"/>
+            </w:pPr>
+            <w:r/>
+            <w:r>
+              <w:rPr>
+                <w:rFonts w:ascii="Times New Roman" w:hAnsi="Times New Roman" w:eastAsia="宋体"/>
+                <w:b w:val="0"/>
+                <w:color w:val="191919"/>
+                <w:sz w:val="19"/>
+              </w:rPr>
+              <w:t>【核心全身造型基准】【面部与神态】40余岁端庄椭圆正脸、齐颌深栗色烫卷Bob头、金属细框眼镜，威严中藏着温柔；【全身从头到脚穿搭】深炭灰色宽翻领长款毛呢大衣 ＋ 酒红/黑色高领羊绒衫 ＋ 黑色直筒西裤 ＋ 黑色低跟皮鞋；【随身道具】不锈钢保温杯、黑色教案夹、没收的《心惊肉跳》杂志（内夹情书）、文理分科表</w:t>
+              <w:br/>
+              <w:t>【全剧人物弧光与终局归宿】在全剧三年高中岁月里如灯塔般守护众少年成长；在EP24大结局2009—2010高三阶段，于办公室温情叮嘱准备赴京艺考的赵左右“文化课一定不能落下”，目送这群少年振翅高飞</w:t>
+            </w:r>
+          </w:p>
+        </w:tc>
+      </w:tr>
+      <w:tr>
+        <w:tc>
+          <w:tcPr>
+            <w:tcW w:type="dxa" w:w="3168"/>
+            <w:vAlign w:val="center"/>
+            <w:tcMar>
+              <w:top w:w="105" w:type="dxa"/>
+              <w:bottom w:w="105" w:type="dxa"/>
+              <w:left w:w="145" w:type="dxa"/>
+              <w:right w:w="145" w:type="dxa"/>
+            </w:tcMar>
+            <w:shd w:fill="F7FAFC"/>
+          </w:tcPr>
+          <w:p>
+            <w:pPr>
+              <w:spacing w:before="40" w:after="40" w:line="341" w:lineRule="auto"/>
+              <w:jc w:val="left"/>
+            </w:pPr>
+            <w:r/>
+            <w:r>
+              <w:rPr>
+                <w:rFonts w:ascii="Times New Roman" w:hAnsi="Times New Roman" w:eastAsia="宋体"/>
+                <w:b/>
+                <w:color w:val="191919"/>
+                <w:sz w:val="19"/>
+              </w:rPr>
+              <w:t>人物10：赵东来（赵左右父亲·传统国企严父）</w:t>
+            </w:r>
+          </w:p>
+        </w:tc>
+        <w:tc>
+          <w:tcPr>
+            <w:tcW w:type="dxa" w:w="7200"/>
+            <w:vAlign w:val="center"/>
+            <w:tcMar>
+              <w:top w:w="105" w:type="dxa"/>
+              <w:bottom w:w="105" w:type="dxa"/>
+              <w:left w:w="145" w:type="dxa"/>
+              <w:right w:w="145" w:type="dxa"/>
+            </w:tcMar>
+            <w:shd w:fill="F7FAFC"/>
+          </w:tcPr>
+          <w:p>
+            <w:pPr>
+              <w:spacing w:before="40" w:after="40" w:line="341" w:lineRule="auto"/>
+              <w:jc w:val="left"/>
+            </w:pPr>
+            <w:r/>
+            <w:r>
+              <w:rPr>
+                <w:rFonts w:ascii="Times New Roman" w:hAnsi="Times New Roman" w:eastAsia="宋体"/>
+                <w:b w:val="0"/>
+                <w:color w:val="191919"/>
+                <w:sz w:val="19"/>
+              </w:rPr>
+              <w:t>【核心全身造型基准】【面部与神态】40余岁方正国字脸、浓眉威严；雪夜台阶痛哭时满脸泪痕、双手冻裂发黑；【全身从头到脚穿搭】居家穿浅灰色绞花毛衣内搭衬衫配深灰西裤；外出穿深炭灰色防寒立领夹克棉服配黑色皮棉鞋；【随身道具】打折生日蛋糕、冻土豆、撕碎又找回粘好的《小知音》手稿、绿瓶二锅头、两桶红烧牛肉泡面</w:t>
+              <w:br/>
+              <w:t>【全剧人物弧光与终局归宿】在全剧后半程彻底学会尊重妻子拍戏追梦与儿子艺考选择；在EP24因勾选“服从调剂”助高考570分的儿子被北京云都大学录取，于2012年冬501室温暖迎接大三寒假归家的儿子</w:t>
+            </w:r>
+          </w:p>
+        </w:tc>
+      </w:tr>
+      <w:tr>
+        <w:tc>
+          <w:tcPr>
+            <w:tcW w:type="dxa" w:w="3168"/>
+            <w:vAlign w:val="center"/>
+            <w:tcMar>
+              <w:top w:w="105" w:type="dxa"/>
+              <w:bottom w:w="105" w:type="dxa"/>
+              <w:left w:w="145" w:type="dxa"/>
+              <w:right w:w="145" w:type="dxa"/>
+            </w:tcMar>
+          </w:tcPr>
+          <w:p>
+            <w:pPr>
+              <w:spacing w:before="40" w:after="40" w:line="341" w:lineRule="auto"/>
+              <w:jc w:val="left"/>
+            </w:pPr>
+            <w:r/>
+            <w:r>
+              <w:rPr>
+                <w:rFonts w:ascii="Times New Roman" w:hAnsi="Times New Roman" w:eastAsia="宋体"/>
+                <w:b/>
+                <w:color w:val="191919"/>
+                <w:sz w:val="19"/>
+              </w:rPr>
+              <w:t>人物11：刘美奕（赵左右母亲·长林电影院经理）</w:t>
+            </w:r>
+          </w:p>
+        </w:tc>
+        <w:tc>
+          <w:tcPr>
+            <w:tcW w:type="dxa" w:w="7200"/>
+            <w:vAlign w:val="center"/>
+            <w:tcMar>
+              <w:top w:w="105" w:type="dxa"/>
+              <w:bottom w:w="105" w:type="dxa"/>
+              <w:left w:w="145" w:type="dxa"/>
+              <w:right w:w="145" w:type="dxa"/>
+            </w:tcMar>
+          </w:tcPr>
+          <w:p>
+            <w:pPr>
+              <w:spacing w:before="40" w:after="40" w:line="341" w:lineRule="auto"/>
+              <w:jc w:val="left"/>
+            </w:pPr>
+            <w:r/>
+            <w:r>
+              <w:rPr>
+                <w:rFonts w:ascii="Times New Roman" w:hAnsi="Times New Roman" w:eastAsia="宋体"/>
+                <w:b w:val="0"/>
+                <w:color w:val="191919"/>
+                <w:sz w:val="19"/>
+              </w:rPr>
+              <w:t>【核心全身造型基准】【面部与神态】温婉秀丽鹅蛋脸、微卷低发髻、杏眼盈满慈爱，坦白签字时温柔坚定；【全身从头到脚穿搭】居家穿米白色排扣针织开衫配深色长裤；外出穿浅驼色系带长款羊绒大衣 ＋ 格纹围巾 ＋ 黑色短靴；【随身道具】绿白格纹旧棉被、签字的文理分科表、《长江7号》电影票、炸茄盒与锅包肉</w:t>
+              <w:br/>
+              <w:t>【全剧人物弧光与终局归宿】在EP22用母爱治愈三代儿子；在EP23时空修正后官复原职重任电影院经理；在EP24陪伴儿子走过艺考与高考，于2012年冬温暖迎接儿子归家</w:t>
+            </w:r>
+          </w:p>
+        </w:tc>
+      </w:tr>
+      <w:tr>
+        <w:tc>
+          <w:tcPr>
+            <w:tcW w:type="dxa" w:w="3168"/>
+            <w:vAlign w:val="center"/>
+            <w:tcMar>
+              <w:top w:w="105" w:type="dxa"/>
+              <w:bottom w:w="105" w:type="dxa"/>
+              <w:left w:w="145" w:type="dxa"/>
+              <w:right w:w="145" w:type="dxa"/>
+            </w:tcMar>
+            <w:shd w:fill="F7FAFC"/>
+          </w:tcPr>
+          <w:p>
+            <w:pPr>
+              <w:spacing w:before="40" w:after="40" w:line="341" w:lineRule="auto"/>
+              <w:jc w:val="left"/>
+            </w:pPr>
+            <w:r/>
+            <w:r>
+              <w:rPr>
+                <w:rFonts w:ascii="Times New Roman" w:hAnsi="Times New Roman" w:eastAsia="宋体"/>
+                <w:b/>
+                <w:color w:val="191919"/>
+                <w:sz w:val="19"/>
+              </w:rPr>
+              <w:t>人物12：林开颜／肖雪（2058人生无限公司实习生 ＆ 2008转校生）</w:t>
+            </w:r>
+          </w:p>
+        </w:tc>
+        <w:tc>
+          <w:tcPr>
+            <w:tcW w:type="dxa" w:w="7200"/>
+            <w:vAlign w:val="center"/>
+            <w:tcMar>
+              <w:top w:w="105" w:type="dxa"/>
+              <w:bottom w:w="105" w:type="dxa"/>
+              <w:left w:w="145" w:type="dxa"/>
+              <w:right w:w="145" w:type="dxa"/>
+            </w:tcMar>
+            <w:shd w:fill="F7FAFC"/>
+          </w:tcPr>
+          <w:p>
+            <w:pPr>
+              <w:spacing w:before="40" w:after="40" w:line="341" w:lineRule="auto"/>
+              <w:jc w:val="left"/>
+            </w:pPr>
+            <w:r/>
+            <w:r>
+              <w:rPr>
+                <w:rFonts w:ascii="Times New Roman" w:hAnsi="Times New Roman" w:eastAsia="宋体"/>
+                <w:b w:val="0"/>
+                <w:color w:val="191919"/>
+                <w:sz w:val="19"/>
+              </w:rPr>
+              <w:t>【核心全身造型基准】【面部与神态】齐刘海黑直发、戴黑框眼镜，面对高尚时惶恐拘谨，后期被捕时凛然无惧；【全身从头到脚穿搭】2058制式纯黑色立领衬衫 ＋ 胸前挂“小雪 58003”工牌 ＋ 深蓝牛仔半身裙 ＋ 黑色短靴 ＋ 通信耳麦；【随身道具】58003号肖雪员工身份证（1991.8.15）、违规波动监测屏</w:t>
+              <w:br/>
+              <w:t>【全剧人物弧光与终局归宿】在EP22电话亭前为救徐图图公开反叛高尚；在EP23雪林铁架棚下被强制召回前故意留下58003号员工身份证，并在2058年被时空管理局带走审查前配合荀未来的“三十分”暗号助16岁赵左右躲过记忆清洗，含泪嘱托赵左右“好好照顾徐图图，不许她受到一点伤害”</w:t>
+            </w:r>
+          </w:p>
+        </w:tc>
+      </w:tr>
+      <w:tr>
+        <w:tc>
+          <w:tcPr>
+            <w:tcW w:type="dxa" w:w="3168"/>
+            <w:vAlign w:val="center"/>
+            <w:tcMar>
+              <w:top w:w="105" w:type="dxa"/>
+              <w:bottom w:w="105" w:type="dxa"/>
+              <w:left w:w="145" w:type="dxa"/>
+              <w:right w:w="145" w:type="dxa"/>
+            </w:tcMar>
+          </w:tcPr>
+          <w:p>
+            <w:pPr>
+              <w:spacing w:before="40" w:after="40" w:line="341" w:lineRule="auto"/>
+              <w:jc w:val="left"/>
+            </w:pPr>
+            <w:r/>
+            <w:r>
+              <w:rPr>
+                <w:rFonts w:ascii="Times New Roman" w:hAnsi="Times New Roman" w:eastAsia="宋体"/>
+                <w:b/>
+                <w:color w:val="191919"/>
+                <w:sz w:val="19"/>
+              </w:rPr>
+              <w:t>人物13：余止／余博士（2008年32岁青年科学家 ＆ 2058年82岁时空修正总控）</w:t>
+            </w:r>
+          </w:p>
+        </w:tc>
+        <w:tc>
+          <w:tcPr>
+            <w:tcW w:type="dxa" w:w="7200"/>
+            <w:vAlign w:val="center"/>
+            <w:tcMar>
+              <w:top w:w="105" w:type="dxa"/>
+              <w:bottom w:w="105" w:type="dxa"/>
+              <w:left w:w="145" w:type="dxa"/>
+              <w:right w:w="145" w:type="dxa"/>
+            </w:tcMar>
+          </w:tcPr>
+          <w:p>
+            <w:pPr>
+              <w:spacing w:before="40" w:after="40" w:line="341" w:lineRule="auto"/>
+              <w:jc w:val="left"/>
+            </w:pPr>
+            <w:r/>
+            <w:r>
+              <w:rPr>
+                <w:rFonts w:ascii="Times New Roman" w:hAnsi="Times New Roman" w:eastAsia="宋体"/>
+                <w:b w:val="0"/>
+                <w:color w:val="191919"/>
+                <w:sz w:val="19"/>
+              </w:rPr>
+              <w:t>【核心全身造型基准】【面部与神态】32岁冷艳知性鹅蛋脸、深黑复古卷发、眼神锐利警觉，目睹小雪消失时极度震惊；【全身从头到脚穿搭】深墨绿/纯黑复古丝绒长风衣（或科研白大褂） ＋ 高领丝质衬衫 ＋ 深色长裙 ＋ 黑色短靴；【随身道具】银色钢笔/触控笔、古堡实验手稿、记下“黑E·6T534”车牌的笔记本</w:t>
+              <w:br/>
+              <w:t>【全剧人物弧光与终局归宿】在EP24大结局协助荀未来清除20岁赵左右的预知记忆；在全剧最后一幕的2058年实验室里，听闻研究助理汇报“2033年长林市没有一个叫舒图的人”，凝视着永远卡在【99%】的主控屏幕，露出震撼而释然的微笑：“难道……舒图真的骗过了时间？”</w:t>
+            </w:r>
+          </w:p>
+        </w:tc>
+      </w:tr>
+      <w:tr>
+        <w:tc>
+          <w:tcPr>
+            <w:tcW w:type="dxa" w:w="3168"/>
+            <w:vAlign w:val="center"/>
+            <w:tcMar>
+              <w:top w:w="105" w:type="dxa"/>
+              <w:bottom w:w="105" w:type="dxa"/>
+              <w:left w:w="145" w:type="dxa"/>
+              <w:right w:w="145" w:type="dxa"/>
+            </w:tcMar>
+            <w:shd w:fill="F7FAFC"/>
+          </w:tcPr>
+          <w:p>
+            <w:pPr>
+              <w:spacing w:before="40" w:after="40" w:line="341" w:lineRule="auto"/>
+              <w:jc w:val="left"/>
+            </w:pPr>
+            <w:r/>
+            <w:r>
+              <w:rPr>
+                <w:rFonts w:ascii="Times New Roman" w:hAnsi="Times New Roman" w:eastAsia="宋体"/>
+                <w:b/>
+                <w:color w:val="191919"/>
+                <w:sz w:val="19"/>
+              </w:rPr>
+              <w:t>人物14：高尚（2058人生无限公司副总裁）</w:t>
+            </w:r>
+          </w:p>
+        </w:tc>
+        <w:tc>
+          <w:tcPr>
+            <w:tcW w:type="dxa" w:w="7200"/>
+            <w:vAlign w:val="center"/>
+            <w:tcMar>
+              <w:top w:w="105" w:type="dxa"/>
+              <w:bottom w:w="105" w:type="dxa"/>
+              <w:left w:w="145" w:type="dxa"/>
+              <w:right w:w="145" w:type="dxa"/>
+            </w:tcMar>
+            <w:shd w:fill="F7FAFC"/>
+          </w:tcPr>
+          <w:p>
+            <w:pPr>
+              <w:spacing w:before="40" w:after="40" w:line="341" w:lineRule="auto"/>
+              <w:jc w:val="left"/>
+            </w:pPr>
+            <w:r/>
+            <w:r>
+              <w:rPr>
+                <w:rFonts w:ascii="Times New Roman" w:hAnsi="Times New Roman" w:eastAsia="宋体"/>
+                <w:b w:val="0"/>
+                <w:color w:val="191919"/>
+                <w:sz w:val="19"/>
+              </w:rPr>
+              <w:t>【核心全身造型基准】【面部与神态】留精致短胡须、扎脑后半丸子头发髻、戴细框眼镜，眼神冷酷精明；【全身从头到脚穿搭】2058极简风纯黑色修身立领衬衫/西装马甲 ＋ 黑色修身西裤 ＋ 亮面皮鞋；【随身道具】【LO-01M1/009】黑色绝密档案盒、多屏时空监测终端</w:t>
+              <w:br/>
+              <w:t>【全剧人物弧光与终局归宿】在EP22亲率保镖赴2008旧仓库围捕遭小雪反叛与荀未来/小赵突围；在EP23办公室被荀未来与赵了暴起锁喉夺走门禁卡，更被荀未来“去五楼砸供电站”的声东击西之计耍得团团转，彻底沦为三代主角破局的手下败将</w:t>
+            </w:r>
+          </w:p>
+        </w:tc>
+      </w:tr>
+      <w:tr>
+        <w:tc>
+          <w:tcPr>
+            <w:tcW w:type="dxa" w:w="3168"/>
+            <w:vAlign w:val="center"/>
+            <w:tcMar>
+              <w:top w:w="105" w:type="dxa"/>
+              <w:bottom w:w="105" w:type="dxa"/>
+              <w:left w:w="145" w:type="dxa"/>
+              <w:right w:w="145" w:type="dxa"/>
+            </w:tcMar>
+          </w:tcPr>
+          <w:p>
+            <w:pPr>
+              <w:spacing w:before="40" w:after="40" w:line="341" w:lineRule="auto"/>
+              <w:jc w:val="left"/>
+            </w:pPr>
+            <w:r/>
+            <w:r>
+              <w:rPr>
+                <w:rFonts w:ascii="Times New Roman" w:hAnsi="Times New Roman" w:eastAsia="宋体"/>
+                <w:b/>
+                <w:color w:val="191919"/>
+                <w:sz w:val="19"/>
+              </w:rPr>
+              <w:t>人物15：舒洁（徐图图母亲·坚韧单亲慈母）</w:t>
+            </w:r>
+          </w:p>
+        </w:tc>
+        <w:tc>
+          <w:tcPr>
+            <w:tcW w:type="dxa" w:w="7200"/>
+            <w:vAlign w:val="center"/>
+            <w:tcMar>
+              <w:top w:w="105" w:type="dxa"/>
+              <w:bottom w:w="105" w:type="dxa"/>
+              <w:left w:w="145" w:type="dxa"/>
+              <w:right w:w="145" w:type="dxa"/>
+            </w:tcMar>
+          </w:tcPr>
+          <w:p>
+            <w:pPr>
+              <w:spacing w:before="40" w:after="40" w:line="341" w:lineRule="auto"/>
+              <w:jc w:val="left"/>
+            </w:pPr>
+            <w:r/>
+            <w:r>
+              <w:rPr>
+                <w:rFonts w:ascii="Times New Roman" w:hAnsi="Times New Roman" w:eastAsia="宋体"/>
+                <w:b w:val="0"/>
+                <w:color w:val="191919"/>
+                <w:sz w:val="19"/>
+              </w:rPr>
+              <w:t>【核心全身造型基准】【面部与神态】40余岁温婉清秀鹅蛋脸、低挽发髻，面对前夫家暴时坚毅护女；【全身从头到脚穿搭】深紫红/米灰色针织开衫毛衣 ＋ 碎花内搭衬衫 ＋ 深蓝长裤 ＋ 居家棉鞋；【随身道具】“亲爱的 ∨ 徐图图和妈妈”母女合照、除夕夜留字条</w:t>
+              <w:br/>
+              <w:t>【全剧人物弧光与终局归宿】在66岁赵了与三代人的守护下彻底摆脱前夫徐家宝的纠缠，在1449室温情支持女儿徐图图的大学理想，在第四重终极时间线中见证女儿与赵左右幸福一生</w:t>
+            </w:r>
+          </w:p>
+        </w:tc>
+      </w:tr>
+      <w:tr>
+        <w:tc>
+          <w:tcPr>
+            <w:tcW w:type="dxa" w:w="3168"/>
+            <w:vAlign w:val="center"/>
+            <w:tcMar>
+              <w:top w:w="105" w:type="dxa"/>
+              <w:bottom w:w="105" w:type="dxa"/>
+              <w:left w:w="145" w:type="dxa"/>
+              <w:right w:w="145" w:type="dxa"/>
+            </w:tcMar>
+            <w:shd w:fill="F7FAFC"/>
+          </w:tcPr>
+          <w:p>
+            <w:pPr>
+              <w:spacing w:before="40" w:after="40" w:line="341" w:lineRule="auto"/>
+              <w:jc w:val="left"/>
+            </w:pPr>
+            <w:r/>
+            <w:r>
+              <w:rPr>
+                <w:rFonts w:ascii="Times New Roman" w:hAnsi="Times New Roman" w:eastAsia="宋体"/>
+                <w:b/>
+                <w:color w:val="191919"/>
+                <w:sz w:val="19"/>
+              </w:rPr>
+              <w:t>人物16：徐家宝（徐图图生父·岁月路与飞霞路抢劫案真凶）</w:t>
+            </w:r>
+          </w:p>
+        </w:tc>
+        <w:tc>
+          <w:tcPr>
+            <w:tcW w:type="dxa" w:w="7200"/>
+            <w:vAlign w:val="center"/>
+            <w:tcMar>
+              <w:top w:w="105" w:type="dxa"/>
+              <w:bottom w:w="105" w:type="dxa"/>
+              <w:left w:w="145" w:type="dxa"/>
+              <w:right w:w="145" w:type="dxa"/>
+            </w:tcMar>
+            <w:shd w:fill="F7FAFC"/>
+          </w:tcPr>
+          <w:p>
+            <w:pPr>
+              <w:spacing w:before="40" w:after="40" w:line="341" w:lineRule="auto"/>
+              <w:jc w:val="left"/>
+            </w:pPr>
+            <w:r/>
+            <w:r>
+              <w:rPr>
+                <w:rFonts w:ascii="Times New Roman" w:hAnsi="Times New Roman" w:eastAsia="宋体"/>
+                <w:b w:val="0"/>
+                <w:color w:val="191919"/>
+                <w:sz w:val="19"/>
+              </w:rPr>
+              <w:t>【核心全身造型基准】【面部与神态】47岁粗糙阴沉中年正脸、三角眼凶狠贪婪，在麻将馆被赵了设局抓获时惊慌失措；【全身从头到脚穿搭】深褐色做旧夹克外套 ＋ 暗色毛衣 ＋ 深色旧西裤 ＋ 旧皮鞋；【随身道具】麻将牌、抢夺的现金</w:t>
+              <w:br/>
+              <w:t>【全剧人物弧光与终局归宿】在EP24大结局2012年冬飞霞路雪夜因抢劫大妈钱包被警方当场抓获押上警车绳之以法，且再也无法用自己的罪恶玷污女儿徐图图的人生</w:t>
+            </w:r>
+          </w:p>
+        </w:tc>
+      </w:tr>
+      <w:tr>
+        <w:tc>
+          <w:tcPr>
+            <w:tcW w:type="dxa" w:w="3168"/>
+            <w:vAlign w:val="center"/>
+            <w:tcMar>
+              <w:top w:w="105" w:type="dxa"/>
+              <w:bottom w:w="105" w:type="dxa"/>
+              <w:left w:w="145" w:type="dxa"/>
+              <w:right w:w="145" w:type="dxa"/>
+            </w:tcMar>
+          </w:tcPr>
+          <w:p>
+            <w:pPr>
+              <w:spacing w:before="40" w:after="40" w:line="341" w:lineRule="auto"/>
+              <w:jc w:val="left"/>
+            </w:pPr>
+            <w:r/>
+            <w:r>
+              <w:rPr>
+                <w:rFonts w:ascii="Times New Roman" w:hAnsi="Times New Roman" w:eastAsia="宋体"/>
+                <w:b/>
+                <w:color w:val="191919"/>
+                <w:sz w:val="19"/>
+              </w:rPr>
+              <w:t>人物17：杨敏（王一漫母亲·高压控制型中产母亲）</w:t>
+            </w:r>
+          </w:p>
+        </w:tc>
+        <w:tc>
+          <w:tcPr>
+            <w:tcW w:type="dxa" w:w="7200"/>
+            <w:vAlign w:val="center"/>
+            <w:tcMar>
+              <w:top w:w="105" w:type="dxa"/>
+              <w:bottom w:w="105" w:type="dxa"/>
+              <w:left w:w="145" w:type="dxa"/>
+              <w:right w:w="145" w:type="dxa"/>
+            </w:tcMar>
+          </w:tcPr>
+          <w:p>
+            <w:pPr>
+              <w:spacing w:before="40" w:after="40" w:line="341" w:lineRule="auto"/>
+              <w:jc w:val="left"/>
+            </w:pPr>
+            <w:r/>
+            <w:r>
+              <w:rPr>
+                <w:rFonts w:ascii="Times New Roman" w:hAnsi="Times New Roman" w:eastAsia="宋体"/>
+                <w:b w:val="0"/>
+                <w:color w:val="191919"/>
+                <w:sz w:val="19"/>
+              </w:rPr>
+              <w:t>【核心全身造型基准】【面部与神态】40余岁冷艳精致正脸、盘高贵发髻、红唇挑眉，眼神挑剔严苛；【全身从头到脚穿搭】高档黑白羊绒大衣配皮草领（居家穿酒红丝绒长裙） ＋ 名牌手提包 ＋ 细高跟皮靴；【随身道具】水煮青菜餐盘、除夕窗花、贴吧匿名帖打印件</w:t>
+              <w:br/>
+              <w:t>【全剧人物弧光与终局归宿】在EP20防盗护栏被砸烂后幡然悔悟，与女儿王一漫相拥和解，不再控制女儿饮食与交友，支持女儿在EP24考取北京外交学院</w:t>
+            </w:r>
+          </w:p>
+        </w:tc>
+      </w:tr>
+      <w:tr>
+        <w:tc>
+          <w:tcPr>
+            <w:tcW w:type="dxa" w:w="3168"/>
+            <w:vAlign w:val="center"/>
+            <w:tcMar>
+              <w:top w:w="105" w:type="dxa"/>
+              <w:bottom w:w="105" w:type="dxa"/>
+              <w:left w:w="145" w:type="dxa"/>
+              <w:right w:w="145" w:type="dxa"/>
+            </w:tcMar>
+            <w:shd w:fill="F7FAFC"/>
+          </w:tcPr>
+          <w:p>
+            <w:pPr>
+              <w:spacing w:before="40" w:after="40" w:line="341" w:lineRule="auto"/>
+              <w:jc w:val="left"/>
+            </w:pPr>
+            <w:r/>
+            <w:r>
+              <w:rPr>
+                <w:rFonts w:ascii="Times New Roman" w:hAnsi="Times New Roman" w:eastAsia="宋体"/>
+                <w:b/>
+                <w:color w:val="191919"/>
+                <w:sz w:val="19"/>
+              </w:rPr>
+              <w:t>人物18：王伟之（王一漫父亲）</w:t>
+            </w:r>
+          </w:p>
+        </w:tc>
+        <w:tc>
+          <w:tcPr>
+            <w:tcW w:type="dxa" w:w="7200"/>
+            <w:vAlign w:val="center"/>
+            <w:tcMar>
+              <w:top w:w="105" w:type="dxa"/>
+              <w:bottom w:w="105" w:type="dxa"/>
+              <w:left w:w="145" w:type="dxa"/>
+              <w:right w:w="145" w:type="dxa"/>
+            </w:tcMar>
+            <w:shd w:fill="F7FAFC"/>
+          </w:tcPr>
+          <w:p>
+            <w:pPr>
+              <w:spacing w:before="40" w:after="40" w:line="341" w:lineRule="auto"/>
+              <w:jc w:val="left"/>
+            </w:pPr>
+            <w:r/>
+            <w:r>
+              <w:rPr>
+                <w:rFonts w:ascii="Times New Roman" w:hAnsi="Times New Roman" w:eastAsia="宋体"/>
+                <w:b w:val="0"/>
+                <w:color w:val="191919"/>
+                <w:sz w:val="19"/>
+              </w:rPr>
+              <w:t>【核心全身造型基准】【面部与神态】40余岁白净富商正脸、商务背头，眼神疏离敷衍；【全身从头到脚穿搭】深色高级定制西装套装 ＋ 白衬衫与领带 ＋ 黑色羊绒大衣 ＋ 名表；【随身道具】频繁响起的商务手机、名片夹</w:t>
+              <w:br/>
+              <w:t>【全剧人物弧光与终局归宿】在女儿王一漫砸碎防盗护栏独立觉醒后，彻底不再能左右女儿的人生方向</w:t>
+            </w:r>
+          </w:p>
+        </w:tc>
+      </w:tr>
+      <w:tr>
+        <w:tc>
+          <w:tcPr>
+            <w:tcW w:type="dxa" w:w="3168"/>
+            <w:vAlign w:val="center"/>
+            <w:tcMar>
+              <w:top w:w="105" w:type="dxa"/>
+              <w:bottom w:w="105" w:type="dxa"/>
+              <w:left w:w="145" w:type="dxa"/>
+              <w:right w:w="145" w:type="dxa"/>
+            </w:tcMar>
+          </w:tcPr>
+          <w:p>
+            <w:pPr>
+              <w:spacing w:before="40" w:after="40" w:line="341" w:lineRule="auto"/>
+              <w:jc w:val="left"/>
+            </w:pPr>
+            <w:r/>
+            <w:r>
+              <w:rPr>
+                <w:rFonts w:ascii="Times New Roman" w:hAnsi="Times New Roman" w:eastAsia="宋体"/>
+                <w:b/>
+                <w:color w:val="191919"/>
+                <w:sz w:val="19"/>
+              </w:rPr>
+              <w:t>人物19：罗仕强（罗爱文父亲·长林爱荣机械制造厂厂长）</w:t>
+            </w:r>
+          </w:p>
+        </w:tc>
+        <w:tc>
+          <w:tcPr>
+            <w:tcW w:type="dxa" w:w="7200"/>
+            <w:vAlign w:val="center"/>
+            <w:tcMar>
+              <w:top w:w="105" w:type="dxa"/>
+              <w:bottom w:w="105" w:type="dxa"/>
+              <w:left w:w="145" w:type="dxa"/>
+              <w:right w:w="145" w:type="dxa"/>
+            </w:tcMar>
+          </w:tcPr>
+          <w:p>
+            <w:pPr>
+              <w:spacing w:before="40" w:after="40" w:line="341" w:lineRule="auto"/>
+              <w:jc w:val="left"/>
+            </w:pPr>
+            <w:r/>
+            <w:r>
+              <w:rPr>
+                <w:rFonts w:ascii="Times New Roman" w:hAnsi="Times New Roman" w:eastAsia="宋体"/>
+                <w:b w:val="0"/>
+                <w:color w:val="191919"/>
+                <w:sz w:val="19"/>
+              </w:rPr>
+              <w:t>【核心全身造型基准】【面部与神态】45岁红光满面方圆脸、大背头，酒桌拿捏时老谋深算，看真实访谈时动容愧疚；【全身从头到脚穿搭】深黑色高档商务立领夹克/西装 ＋ 丝光Polo衫 ＋ 金扣皮带 ＋ 黑色西裤与黑皮鞋（车间戴安全帽）；【随身道具】发言稿、酒杯、爱荣机械厂宣传册</w:t>
+              <w:br/>
+              <w:t>【全剧人物弧光与终局归宿】在EP15被赵左右拍下的真实工友访谈唤醒初心，在EP24资助并支持儿子罗爱文远赴德国改学新能源汽车制造</w:t>
+            </w:r>
+          </w:p>
+        </w:tc>
+      </w:tr>
+      <w:tr>
+        <w:tc>
+          <w:tcPr>
+            <w:tcW w:type="dxa" w:w="3168"/>
+            <w:vAlign w:val="center"/>
+            <w:tcMar>
+              <w:top w:w="105" w:type="dxa"/>
+              <w:bottom w:w="105" w:type="dxa"/>
+              <w:left w:w="145" w:type="dxa"/>
+              <w:right w:w="145" w:type="dxa"/>
+            </w:tcMar>
+            <w:shd w:fill="F7FAFC"/>
+          </w:tcPr>
+          <w:p>
+            <w:pPr>
+              <w:spacing w:before="40" w:after="40" w:line="341" w:lineRule="auto"/>
+              <w:jc w:val="left"/>
+            </w:pPr>
+            <w:r/>
+            <w:r>
+              <w:rPr>
+                <w:rFonts w:ascii="Times New Roman" w:hAnsi="Times New Roman" w:eastAsia="宋体"/>
+                <w:b/>
+                <w:color w:val="191919"/>
+                <w:sz w:val="19"/>
+              </w:rPr>
+              <w:t>人物20：舒老板（八中后街十元砂锅麻辣烫店主）</w:t>
+            </w:r>
+          </w:p>
+        </w:tc>
+        <w:tc>
+          <w:tcPr>
+            <w:tcW w:type="dxa" w:w="7200"/>
+            <w:vAlign w:val="center"/>
+            <w:tcMar>
+              <w:top w:w="105" w:type="dxa"/>
+              <w:bottom w:w="105" w:type="dxa"/>
+              <w:left w:w="145" w:type="dxa"/>
+              <w:right w:w="145" w:type="dxa"/>
+            </w:tcMar>
+            <w:shd w:fill="F7FAFC"/>
+          </w:tcPr>
+          <w:p>
+            <w:pPr>
+              <w:spacing w:before="40" w:after="40" w:line="341" w:lineRule="auto"/>
+              <w:jc w:val="left"/>
+            </w:pPr>
+            <w:r/>
+            <w:r>
+              <w:rPr>
+                <w:rFonts w:ascii="Times New Roman" w:hAnsi="Times New Roman" w:eastAsia="宋体"/>
+                <w:b w:val="0"/>
+                <w:color w:val="191919"/>
+                <w:sz w:val="19"/>
+              </w:rPr>
+              <w:t>【核心全身造型基准】【面部与神态】50岁左右红润方脸、蓄标志性山羊胡、笑容爽朗热心；【全身从头到脚穿搭】深色工作帽 ＋ 深褐色长袖棉衫 ＋ 深色长围裙 ＋ 防滑胶鞋；【随身道具】粗陶砂锅、长柄漏勺、磁州空运白莲藕、大胃王挑战赛黑板</w:t>
+              <w:br/>
+              <w:t>【全剧人物弧光与终局归宿】于2009年底关闭长林八中后街店铺迁回磁州老家开店，成为赵左右与徐图图跨越时间线不变的味觉红娘</w:t>
+            </w:r>
+          </w:p>
+        </w:tc>
+      </w:tr>
+      <w:tr>
+        <w:tc>
+          <w:tcPr>
+            <w:tcW w:type="dxa" w:w="3168"/>
+            <w:vAlign w:val="center"/>
+            <w:tcMar>
+              <w:top w:w="105" w:type="dxa"/>
+              <w:bottom w:w="105" w:type="dxa"/>
+              <w:left w:w="145" w:type="dxa"/>
+              <w:right w:w="145" w:type="dxa"/>
+            </w:tcMar>
+          </w:tcPr>
+          <w:p>
+            <w:pPr>
+              <w:spacing w:before="40" w:after="40" w:line="341" w:lineRule="auto"/>
+              <w:jc w:val="left"/>
+            </w:pPr>
+            <w:r/>
+            <w:r>
+              <w:rPr>
+                <w:rFonts w:ascii="Times New Roman" w:hAnsi="Times New Roman" w:eastAsia="宋体"/>
+                <w:b/>
+                <w:color w:val="191919"/>
+                <w:sz w:val="19"/>
+              </w:rPr>
+              <w:t>人物21：人生有限公司代表（2033年009号实验项目主管）</w:t>
+            </w:r>
+          </w:p>
+        </w:tc>
+        <w:tc>
+          <w:tcPr>
+            <w:tcW w:type="dxa" w:w="7200"/>
+            <w:vAlign w:val="center"/>
+            <w:tcMar>
+              <w:top w:w="105" w:type="dxa"/>
+              <w:bottom w:w="105" w:type="dxa"/>
+              <w:left w:w="145" w:type="dxa"/>
+              <w:right w:w="145" w:type="dxa"/>
+            </w:tcMar>
+          </w:tcPr>
+          <w:p>
+            <w:pPr>
+              <w:spacing w:before="40" w:after="40" w:line="341" w:lineRule="auto"/>
+              <w:jc w:val="left"/>
+            </w:pPr>
+            <w:r/>
+            <w:r>
+              <w:rPr>
+                <w:rFonts w:ascii="Times New Roman" w:hAnsi="Times New Roman" w:eastAsia="宋体"/>
+                <w:b w:val="0"/>
+                <w:color w:val="191919"/>
+                <w:sz w:val="19"/>
+              </w:rPr>
+              <w:t>【核心全身造型基准】【面部与神态】35岁左右瘦长冷峻正脸、背头、金属细框眼镜，宣读规则时冷静严肃，被舒图拍按钮时错愕；【全身从头到脚穿搭】深炭灰色枪驳领西装套装 ＋ 纯黑色半高领羊绒毛衣 ＋ 黑色皮鞋；【随身道具】009号保密实验合同、LIFE ONCE黑金名片、09号红色紧急召回控制台</w:t>
+              <w:br/>
+              <w:t>【全剧人物弧光与终局归宿】在2033年完成了009号实验的签约与舒图72小时穿越的授权执行，其经手的009号档案盒在25年后（2058年）被高尚翻出</w:t>
+            </w:r>
+          </w:p>
+        </w:tc>
+      </w:tr>
+      <w:tr>
+        <w:tc>
+          <w:tcPr>
+            <w:tcW w:type="dxa" w:w="3168"/>
+            <w:vAlign w:val="center"/>
+            <w:tcMar>
+              <w:top w:w="105" w:type="dxa"/>
+              <w:bottom w:w="105" w:type="dxa"/>
+              <w:left w:w="145" w:type="dxa"/>
+              <w:right w:w="145" w:type="dxa"/>
+            </w:tcMar>
+            <w:shd w:fill="F7FAFC"/>
+          </w:tcPr>
+          <w:p>
+            <w:pPr>
+              <w:spacing w:before="40" w:after="40" w:line="341" w:lineRule="auto"/>
+              <w:jc w:val="left"/>
+            </w:pPr>
+            <w:r/>
+            <w:r>
+              <w:rPr>
+                <w:rFonts w:ascii="Times New Roman" w:hAnsi="Times New Roman" w:eastAsia="宋体"/>
+                <w:b/>
+                <w:color w:val="191919"/>
+                <w:sz w:val="19"/>
+              </w:rPr>
+              <w:t>人物22：算账小孩（三条鱼漫画屋10岁看店少年）</w:t>
+            </w:r>
+          </w:p>
+        </w:tc>
+        <w:tc>
+          <w:tcPr>
+            <w:tcW w:type="dxa" w:w="7200"/>
+            <w:vAlign w:val="center"/>
+            <w:tcMar>
+              <w:top w:w="105" w:type="dxa"/>
+              <w:bottom w:w="105" w:type="dxa"/>
+              <w:left w:w="145" w:type="dxa"/>
+              <w:right w:w="145" w:type="dxa"/>
+            </w:tcMar>
+            <w:shd w:fill="F7FAFC"/>
+          </w:tcPr>
+          <w:p>
+            <w:pPr>
+              <w:spacing w:before="40" w:after="40" w:line="341" w:lineRule="auto"/>
+              <w:jc w:val="left"/>
+            </w:pPr>
+            <w:r/>
+            <w:r>
+              <w:rPr>
+                <w:rFonts w:ascii="Times New Roman" w:hAnsi="Times New Roman" w:eastAsia="宋体"/>
+                <w:b w:val="0"/>
+                <w:color w:val="191919"/>
+                <w:sz w:val="19"/>
+              </w:rPr>
+              <w:t>【核心全身造型基准】【面部与神态】10岁虎头虎脑圆润正脸、小大人般淡定严肃，冷幽默吐槽一针见血；【全身从头到脚穿搭】鲜红/深蓝色儿童加厚棉袄外套 ＋ 高领毛衣 ＋ 防脏袖套；【随身道具】租书记账本、铅笔与寒假作业本、柜台暖黄台灯</w:t>
+              <w:br/>
+              <w:t>【全剧人物弧光与终局归宿】陪伴爷爷奶奶在三条鱼漫画屋度过2008年温馨岁月，见证了三代赵左右在漫画屋的奇妙交集</w:t>
+            </w:r>
+          </w:p>
+        </w:tc>
+      </w:tr>
+      <w:tr>
+        <w:tc>
+          <w:tcPr>
+            <w:tcW w:type="dxa" w:w="3168"/>
+            <w:vAlign w:val="center"/>
+            <w:tcMar>
+              <w:top w:w="105" w:type="dxa"/>
+              <w:bottom w:w="105" w:type="dxa"/>
+              <w:left w:w="145" w:type="dxa"/>
+              <w:right w:w="145" w:type="dxa"/>
+            </w:tcMar>
+          </w:tcPr>
+          <w:p>
+            <w:pPr>
+              <w:spacing w:before="40" w:after="40" w:line="341" w:lineRule="auto"/>
+              <w:jc w:val="left"/>
+            </w:pPr>
+            <w:r/>
+            <w:r>
+              <w:rPr>
+                <w:rFonts w:ascii="Times New Roman" w:hAnsi="Times New Roman" w:eastAsia="宋体"/>
+                <w:b/>
+                <w:color w:val="191919"/>
+                <w:sz w:val="19"/>
+              </w:rPr>
+              <w:t>人物23：漫画屋房东爷爷（三条鱼漫画屋男店主）</w:t>
+            </w:r>
+          </w:p>
+        </w:tc>
+        <w:tc>
+          <w:tcPr>
+            <w:tcW w:type="dxa" w:w="7200"/>
+            <w:vAlign w:val="center"/>
+            <w:tcMar>
+              <w:top w:w="105" w:type="dxa"/>
+              <w:bottom w:w="105" w:type="dxa"/>
+              <w:left w:w="145" w:type="dxa"/>
+              <w:right w:w="145" w:type="dxa"/>
+            </w:tcMar>
+          </w:tcPr>
+          <w:p>
+            <w:pPr>
+              <w:spacing w:before="40" w:after="40" w:line="341" w:lineRule="auto"/>
+              <w:jc w:val="left"/>
+            </w:pPr>
+            <w:r/>
+            <w:r>
+              <w:rPr>
+                <w:rFonts w:ascii="Times New Roman" w:hAnsi="Times New Roman" w:eastAsia="宋体"/>
+                <w:b w:val="0"/>
+                <w:color w:val="191919"/>
+                <w:sz w:val="19"/>
+              </w:rPr>
+              <w:t>【核心全身造型基准】【面部与神态】65岁以上慈祥花白头发老者正脸、戴老花镜，笑容温和宽厚；【全身从头到脚穿搭】深色中式加厚棉袄/针织开衫 ＋ 深色宽松棉裤 ＋ 老式布鞋；【随身道具】老花镜、鸡毛掸子、搪瓷茶缸、租书账册</w:t>
+              <w:br/>
+              <w:t>【全剧人物弧光与终局归宿】在EP01–11悉心照料荀未来与借宿的陈明，于EP12因意外摔倒突发脑溢血离世，其一生经营的三条鱼漫画屋成为少年们永远怀念的精神乌托邦</w:t>
+            </w:r>
+          </w:p>
+        </w:tc>
+      </w:tr>
+      <w:tr>
+        <w:tc>
+          <w:tcPr>
+            <w:tcW w:type="dxa" w:w="3168"/>
+            <w:vAlign w:val="center"/>
+            <w:tcMar>
+              <w:top w:w="105" w:type="dxa"/>
+              <w:bottom w:w="105" w:type="dxa"/>
+              <w:left w:w="145" w:type="dxa"/>
+              <w:right w:w="145" w:type="dxa"/>
+            </w:tcMar>
+            <w:shd w:fill="F7FAFC"/>
+          </w:tcPr>
+          <w:p>
+            <w:pPr>
+              <w:spacing w:before="40" w:after="40" w:line="341" w:lineRule="auto"/>
+              <w:jc w:val="left"/>
+            </w:pPr>
+            <w:r/>
+            <w:r>
+              <w:rPr>
+                <w:rFonts w:ascii="Times New Roman" w:hAnsi="Times New Roman" w:eastAsia="宋体"/>
+                <w:b/>
+                <w:color w:val="191919"/>
+                <w:sz w:val="19"/>
+              </w:rPr>
+              <w:t>人物24：漫画屋房东奶奶（三条鱼漫画屋女店主）</w:t>
+            </w:r>
+          </w:p>
+        </w:tc>
+        <w:tc>
+          <w:tcPr>
+            <w:tcW w:type="dxa" w:w="7200"/>
+            <w:vAlign w:val="center"/>
+            <w:tcMar>
+              <w:top w:w="105" w:type="dxa"/>
+              <w:bottom w:w="105" w:type="dxa"/>
+              <w:left w:w="145" w:type="dxa"/>
+              <w:right w:w="145" w:type="dxa"/>
+            </w:tcMar>
+            <w:shd w:fill="F7FAFC"/>
+          </w:tcPr>
+          <w:p>
+            <w:pPr>
+              <w:spacing w:before="40" w:after="40" w:line="341" w:lineRule="auto"/>
+              <w:jc w:val="left"/>
+            </w:pPr>
+            <w:r/>
+            <w:r>
+              <w:rPr>
+                <w:rFonts w:ascii="Times New Roman" w:hAnsi="Times New Roman" w:eastAsia="宋体"/>
+                <w:b w:val="0"/>
+                <w:color w:val="191919"/>
+                <w:sz w:val="19"/>
+              </w:rPr>
+              <w:t>【核心全身造型基准】【面部与神态】60余岁圆润慈祥老奶奶正脸、银灰微卷短发，眼神充满长辈疼爱；【全身从头到脚穿搭】暗红/深紫中式团花棉袄或毛衣开衫 ＋ 围裙 ＋ 深色棉裤与布鞋；【随身道具】热汤饭碗、漫画书登记册</w:t>
+              <w:br/>
+              <w:t>【全剧人物弧光与终局归宿】在EP12老伴突发脑溢血去世、儿子决定卖掉漫画屋给孙子结婚用后，含泪与蹲在膝前痛哭的荀未来依依惜别</w:t>
+            </w:r>
+          </w:p>
+        </w:tc>
+      </w:tr>
+    </w:tbl>
     <w:sectPr>
       <w:pgSz w:w="12240" w:h="15840"/>
       <w:pgMar w:top="1080" w:right="936" w:bottom="1080" w:left="936" w:header="720" w:footer="720" w:gutter="0"/>
